--- a/tillsyn/A 16312-2026 tillsynsbegäran.docx
+++ b/tillsyn/A 16312-2026 tillsynsbegäran.docx
@@ -231,7 +231,7 @@
     <w:r>
       <w:tab/>
       <w:tab/>
-      <w:t>2026-03-31</w:t>
+      <w:t>2026-04-01</w:t>
       <w:br/>
       <w:br/>
     </w:r>

--- a/tillsyn/A 16312-2026 tillsynsbegäran.docx
+++ b/tillsyn/A 16312-2026 tillsynsbegäran.docx
@@ -12,7 +12,7 @@
     </w:p>
     <w:p>
       <w:r>
-        <w:t>Detta dokument behandlar höga naturvärden i avverkningsanmälan A 16312-2026 i Karlskrona kommun. Denna avverkningsanmälan inkom 2026-03-30 13:14:14 och omfattar 1,9 ha.</w:t>
+        <w:t>Detta dokument behandlar höga naturvärden i avverkningsanmälan A 16312-2026 i Karlskrona kommun. Denna avverkningsanmälan inkom 2026-03-30 00:00:00 och omfattar 1,9 ha.</w:t>
       </w:r>
     </w:p>
     <w:p>
@@ -231,7 +231,7 @@
     <w:r>
       <w:tab/>
       <w:tab/>
-      <w:t>2026-04-01</w:t>
+      <w:t>2026-04-02</w:t>
       <w:br/>
       <w:br/>
     </w:r>

--- a/tillsyn/A 16312-2026 tillsynsbegäran.docx
+++ b/tillsyn/A 16312-2026 tillsynsbegäran.docx
@@ -231,7 +231,7 @@
     <w:r>
       <w:tab/>
       <w:tab/>
-      <w:t>2026-04-02</w:t>
+      <w:t>2026-04-03</w:t>
       <w:br/>
       <w:br/>
     </w:r>

--- a/tillsyn/A 16312-2026 tillsynsbegäran.docx
+++ b/tillsyn/A 16312-2026 tillsynsbegäran.docx
@@ -231,7 +231,7 @@
     <w:r>
       <w:tab/>
       <w:tab/>
-      <w:t>2026-04-03</w:t>
+      <w:t>2026-04-04</w:t>
       <w:br/>
       <w:br/>
     </w:r>

--- a/tillsyn/A 16312-2026 tillsynsbegäran.docx
+++ b/tillsyn/A 16312-2026 tillsynsbegäran.docx
@@ -231,7 +231,7 @@
     <w:r>
       <w:tab/>
       <w:tab/>
-      <w:t>2026-04-04</w:t>
+      <w:t>2026-04-05</w:t>
       <w:br/>
       <w:br/>
     </w:r>

--- a/tillsyn/A 16312-2026 tillsynsbegäran.docx
+++ b/tillsyn/A 16312-2026 tillsynsbegäran.docx
@@ -231,7 +231,7 @@
     <w:r>
       <w:tab/>
       <w:tab/>
-      <w:t>2026-04-05</w:t>
+      <w:t>2026-04-06</w:t>
       <w:br/>
       <w:br/>
     </w:r>

--- a/tillsyn/A 16312-2026 tillsynsbegäran.docx
+++ b/tillsyn/A 16312-2026 tillsynsbegäran.docx
@@ -231,7 +231,7 @@
     <w:r>
       <w:tab/>
       <w:tab/>
-      <w:t>2026-04-06</w:t>
+      <w:t>2026-04-07</w:t>
       <w:br/>
       <w:br/>
     </w:r>

--- a/tillsyn/A 16312-2026 tillsynsbegäran.docx
+++ b/tillsyn/A 16312-2026 tillsynsbegäran.docx
@@ -231,7 +231,7 @@
     <w:r>
       <w:tab/>
       <w:tab/>
-      <w:t>2026-04-07</w:t>
+      <w:t>2026-04-08</w:t>
       <w:br/>
       <w:br/>
     </w:r>

--- a/tillsyn/A 16312-2026 tillsynsbegäran.docx
+++ b/tillsyn/A 16312-2026 tillsynsbegäran.docx
@@ -231,7 +231,7 @@
     <w:r>
       <w:tab/>
       <w:tab/>
-      <w:t>2026-04-08</w:t>
+      <w:t>2026-04-09</w:t>
       <w:br/>
       <w:br/>
     </w:r>

--- a/tillsyn/A 16312-2026 tillsynsbegäran.docx
+++ b/tillsyn/A 16312-2026 tillsynsbegäran.docx
@@ -231,7 +231,7 @@
     <w:r>
       <w:tab/>
       <w:tab/>
-      <w:t>2026-04-09</w:t>
+      <w:t>2026-04-10</w:t>
       <w:br/>
       <w:br/>
     </w:r>

--- a/tillsyn/A 16312-2026 tillsynsbegäran.docx
+++ b/tillsyn/A 16312-2026 tillsynsbegäran.docx
@@ -231,7 +231,7 @@
     <w:r>
       <w:tab/>
       <w:tab/>
-      <w:t>2026-04-10</w:t>
+      <w:t>2026-04-11</w:t>
       <w:br/>
       <w:br/>
     </w:r>

--- a/tillsyn/A 16312-2026 tillsynsbegäran.docx
+++ b/tillsyn/A 16312-2026 tillsynsbegäran.docx
@@ -231,7 +231,7 @@
     <w:r>
       <w:tab/>
       <w:tab/>
-      <w:t>2026-04-14</w:t>
+      <w:t>2026-04-15</w:t>
       <w:br/>
       <w:br/>
     </w:r>

--- a/tillsyn/A 16312-2026 tillsynsbegäran.docx
+++ b/tillsyn/A 16312-2026 tillsynsbegäran.docx
@@ -231,7 +231,7 @@
     <w:r>
       <w:tab/>
       <w:tab/>
-      <w:t>2026-04-15</w:t>
+      <w:t>2026-04-16</w:t>
       <w:br/>
       <w:br/>
     </w:r>

--- a/tillsyn/A 16312-2026 tillsynsbegäran.docx
+++ b/tillsyn/A 16312-2026 tillsynsbegäran.docx
@@ -231,7 +231,7 @@
     <w:r>
       <w:tab/>
       <w:tab/>
-      <w:t>2026-04-16</w:t>
+      <w:t>2026-04-17</w:t>
       <w:br/>
       <w:br/>
     </w:r>

--- a/tillsyn/A 16312-2026 tillsynsbegäran.docx
+++ b/tillsyn/A 16312-2026 tillsynsbegäran.docx
@@ -231,7 +231,7 @@
     <w:r>
       <w:tab/>
       <w:tab/>
-      <w:t>2026-04-17</w:t>
+      <w:t>2026-04-18</w:t>
       <w:br/>
       <w:br/>
     </w:r>

--- a/tillsyn/A 16312-2026 tillsynsbegäran.docx
+++ b/tillsyn/A 16312-2026 tillsynsbegäran.docx
@@ -231,7 +231,7 @@
     <w:r>
       <w:tab/>
       <w:tab/>
-      <w:t>2026-04-18</w:t>
+      <w:t>2026-04-19</w:t>
       <w:br/>
       <w:br/>
     </w:r>

--- a/tillsyn/A 16312-2026 tillsynsbegäran.docx
+++ b/tillsyn/A 16312-2026 tillsynsbegäran.docx
@@ -231,7 +231,7 @@
     <w:r>
       <w:tab/>
       <w:tab/>
-      <w:t>2026-04-19</w:t>
+      <w:t>2026-04-20</w:t>
       <w:br/>
       <w:br/>
     </w:r>

--- a/tillsyn/A 16312-2026 tillsynsbegäran.docx
+++ b/tillsyn/A 16312-2026 tillsynsbegäran.docx
@@ -231,7 +231,7 @@
     <w:r>
       <w:tab/>
       <w:tab/>
-      <w:t>2026-04-20</w:t>
+      <w:t>2026-04-21</w:t>
       <w:br/>
       <w:br/>
     </w:r>

--- a/tillsyn/A 16312-2026 tillsynsbegäran.docx
+++ b/tillsyn/A 16312-2026 tillsynsbegäran.docx
@@ -231,7 +231,7 @@
     <w:r>
       <w:tab/>
       <w:tab/>
-      <w:t>2026-04-21</w:t>
+      <w:t>2026-04-22</w:t>
       <w:br/>
       <w:br/>
     </w:r>

--- a/tillsyn/A 16312-2026 tillsynsbegäran.docx
+++ b/tillsyn/A 16312-2026 tillsynsbegäran.docx
@@ -231,7 +231,7 @@
     <w:r>
       <w:tab/>
       <w:tab/>
-      <w:t>2026-04-22</w:t>
+      <w:t>2026-04-23</w:t>
       <w:br/>
       <w:br/>
     </w:r>

--- a/tillsyn/A 16312-2026 tillsynsbegäran.docx
+++ b/tillsyn/A 16312-2026 tillsynsbegäran.docx
@@ -231,7 +231,7 @@
     <w:r>
       <w:tab/>
       <w:tab/>
-      <w:t>2026-04-23</w:t>
+      <w:t>2026-04-24</w:t>
       <w:br/>
       <w:br/>
     </w:r>

--- a/tillsyn/A 16312-2026 tillsynsbegäran.docx
+++ b/tillsyn/A 16312-2026 tillsynsbegäran.docx
@@ -231,7 +231,7 @@
     <w:r>
       <w:tab/>
       <w:tab/>
-      <w:t>2026-04-24</w:t>
+      <w:t>2026-04-25</w:t>
       <w:br/>
       <w:br/>
     </w:r>

--- a/tillsyn/A 16312-2026 tillsynsbegäran.docx
+++ b/tillsyn/A 16312-2026 tillsynsbegäran.docx
@@ -231,7 +231,7 @@
     <w:r>
       <w:tab/>
       <w:tab/>
-      <w:t>2026-04-25</w:t>
+      <w:t>2026-04-26</w:t>
       <w:br/>
       <w:br/>
     </w:r>

--- a/tillsyn/A 16312-2026 tillsynsbegäran.docx
+++ b/tillsyn/A 16312-2026 tillsynsbegäran.docx
@@ -231,7 +231,7 @@
     <w:r>
       <w:tab/>
       <w:tab/>
-      <w:t>2026-04-26</w:t>
+      <w:t>2026-04-27</w:t>
       <w:br/>
       <w:br/>
     </w:r>

--- a/tillsyn/A 16312-2026 tillsynsbegäran.docx
+++ b/tillsyn/A 16312-2026 tillsynsbegäran.docx
@@ -231,7 +231,7 @@
     <w:r>
       <w:tab/>
       <w:tab/>
-      <w:t>2026-04-27</w:t>
+      <w:t>2026-04-28</w:t>
       <w:br/>
       <w:br/>
     </w:r>

--- a/tillsyn/A 16312-2026 tillsynsbegäran.docx
+++ b/tillsyn/A 16312-2026 tillsynsbegäran.docx
@@ -231,7 +231,7 @@
     <w:r>
       <w:tab/>
       <w:tab/>
-      <w:t>2026-04-28</w:t>
+      <w:t>2026-04-29</w:t>
       <w:br/>
       <w:br/>
     </w:r>

--- a/tillsyn/A 16312-2026 tillsynsbegäran.docx
+++ b/tillsyn/A 16312-2026 tillsynsbegäran.docx
@@ -231,7 +231,7 @@
     <w:r>
       <w:tab/>
       <w:tab/>
-      <w:t>2026-04-29</w:t>
+      <w:t>2026-04-30</w:t>
       <w:br/>
       <w:br/>
     </w:r>

--- a/tillsyn/A 16312-2026 tillsynsbegäran.docx
+++ b/tillsyn/A 16312-2026 tillsynsbegäran.docx
@@ -231,7 +231,7 @@
     <w:r>
       <w:tab/>
       <w:tab/>
-      <w:t>2026-04-30</w:t>
+      <w:t>2026-05-01</w:t>
       <w:br/>
       <w:br/>
     </w:r>

--- a/tillsyn/A 16312-2026 tillsynsbegäran.docx
+++ b/tillsyn/A 16312-2026 tillsynsbegäran.docx
@@ -231,7 +231,7 @@
     <w:r>
       <w:tab/>
       <w:tab/>
-      <w:t>2026-05-01</w:t>
+      <w:t>2026-05-02</w:t>
       <w:br/>
       <w:br/>
     </w:r>

--- a/tillsyn/A 16312-2026 tillsynsbegäran.docx
+++ b/tillsyn/A 16312-2026 tillsynsbegäran.docx
@@ -231,7 +231,7 @@
     <w:r>
       <w:tab/>
       <w:tab/>
-      <w:t>2026-05-02</w:t>
+      <w:t>2026-05-03</w:t>
       <w:br/>
       <w:br/>
     </w:r>

--- a/tillsyn/A 16312-2026 tillsynsbegäran.docx
+++ b/tillsyn/A 16312-2026 tillsynsbegäran.docx
@@ -231,7 +231,7 @@
     <w:r>
       <w:tab/>
       <w:tab/>
-      <w:t>2026-05-03</w:t>
+      <w:t>2026-05-04</w:t>
       <w:br/>
       <w:br/>
     </w:r>

--- a/tillsyn/A 16312-2026 tillsynsbegäran.docx
+++ b/tillsyn/A 16312-2026 tillsynsbegäran.docx
@@ -231,7 +231,7 @@
     <w:r>
       <w:tab/>
       <w:tab/>
-      <w:t>2026-05-04</w:t>
+      <w:t>2026-05-05</w:t>
       <w:br/>
       <w:br/>
     </w:r>

--- a/tillsyn/A 16312-2026 tillsynsbegäran.docx
+++ b/tillsyn/A 16312-2026 tillsynsbegäran.docx
@@ -231,7 +231,7 @@
     <w:r>
       <w:tab/>
       <w:tab/>
-      <w:t>2026-05-05</w:t>
+      <w:t>2026-05-06</w:t>
       <w:br/>
       <w:br/>
     </w:r>

--- a/tillsyn/A 16312-2026 tillsynsbegäran.docx
+++ b/tillsyn/A 16312-2026 tillsynsbegäran.docx
@@ -231,7 +231,7 @@
     <w:r>
       <w:tab/>
       <w:tab/>
-      <w:t>2026-05-06</w:t>
+      <w:t>2026-05-07</w:t>
       <w:br/>
       <w:br/>
     </w:r>

--- a/tillsyn/A 16312-2026 tillsynsbegäran.docx
+++ b/tillsyn/A 16312-2026 tillsynsbegäran.docx
@@ -231,7 +231,7 @@
     <w:r>
       <w:tab/>
       <w:tab/>
-      <w:t>2026-05-07</w:t>
+      <w:t>2026-05-08</w:t>
       <w:br/>
       <w:br/>
     </w:r>

--- a/tillsyn/A 16312-2026 tillsynsbegäran.docx
+++ b/tillsyn/A 16312-2026 tillsynsbegäran.docx
@@ -231,7 +231,7 @@
     <w:r>
       <w:tab/>
       <w:tab/>
-      <w:t>2026-05-08</w:t>
+      <w:t>2026-05-09</w:t>
       <w:br/>
       <w:br/>
     </w:r>

--- a/tillsyn/A 16312-2026 tillsynsbegäran.docx
+++ b/tillsyn/A 16312-2026 tillsynsbegäran.docx
@@ -231,7 +231,7 @@
     <w:r>
       <w:tab/>
       <w:tab/>
-      <w:t>2026-05-09</w:t>
+      <w:t>2026-05-10</w:t>
       <w:br/>
       <w:br/>
     </w:r>

--- a/tillsyn/A 16312-2026 tillsynsbegäran.docx
+++ b/tillsyn/A 16312-2026 tillsynsbegäran.docx
@@ -231,7 +231,7 @@
     <w:r>
       <w:tab/>
       <w:tab/>
-      <w:t>2026-05-10</w:t>
+      <w:t>2026-05-11</w:t>
       <w:br/>
       <w:br/>
     </w:r>

--- a/tillsyn/A 16312-2026 tillsynsbegäran.docx
+++ b/tillsyn/A 16312-2026 tillsynsbegäran.docx
@@ -231,7 +231,7 @@
     <w:r>
       <w:tab/>
       <w:tab/>
-      <w:t>2026-05-11</w:t>
+      <w:t>2026-05-12</w:t>
       <w:br/>
       <w:br/>
     </w:r>

--- a/tillsyn/A 16312-2026 tillsynsbegäran.docx
+++ b/tillsyn/A 16312-2026 tillsynsbegäran.docx
@@ -231,7 +231,7 @@
     <w:r>
       <w:tab/>
       <w:tab/>
-      <w:t>2026-05-12</w:t>
+      <w:t>2026-05-13</w:t>
       <w:br/>
       <w:br/>
     </w:r>

--- a/tillsyn/A 16312-2026 tillsynsbegäran.docx
+++ b/tillsyn/A 16312-2026 tillsynsbegäran.docx
@@ -231,7 +231,7 @@
     <w:r>
       <w:tab/>
       <w:tab/>
-      <w:t>2026-05-13</w:t>
+      <w:t>2026-05-16</w:t>
       <w:br/>
       <w:br/>
     </w:r>

--- a/tillsyn/A 16312-2026 tillsynsbegäran.docx
+++ b/tillsyn/A 16312-2026 tillsynsbegäran.docx
@@ -231,7 +231,7 @@
     <w:r>
       <w:tab/>
       <w:tab/>
-      <w:t>2026-06-15</w:t>
+      <w:t>2026-06-16</w:t>
       <w:br/>
       <w:br/>
     </w:r>

--- a/tillsyn/A 16312-2026 tillsynsbegäran.docx
+++ b/tillsyn/A 16312-2026 tillsynsbegäran.docx
@@ -231,7 +231,7 @@
     <w:r>
       <w:tab/>
       <w:tab/>
-      <w:t>2026-06-16</w:t>
+      <w:t>2026-06-17</w:t>
       <w:br/>
       <w:br/>
     </w:r>

--- a/tillsyn/A 16312-2026 tillsynsbegäran.docx
+++ b/tillsyn/A 16312-2026 tillsynsbegäran.docx
@@ -1,6 +1,6 @@
 
 <file path=word/document.xml><?xml version="1.0" encoding="utf-8"?>
-<w:document xmlns:wpc="http://schemas.microsoft.com/office/word/2010/wordprocessingCanvas" xmlns:cx="http://schemas.microsoft.com/office/drawing/2014/chartex" xmlns:cx1="http://schemas.microsoft.com/office/drawing/2015/9/8/chartex" xmlns:cx2="http://schemas.microsoft.com/office/drawing/2015/10/21/chartex" xmlns:cx3="http://schemas.microsoft.com/office/drawing/2016/5/9/chartex" xmlns:cx4="http://schemas.microsoft.com/office/drawing/2016/5/10/chartex" xmlns:cx5="http://schemas.microsoft.com/office/drawing/2016/5/11/chartex" xmlns:cx6="http://schemas.microsoft.com/office/drawing/2016/5/12/chartex" xmlns:cx7="http://schemas.microsoft.com/office/drawing/2016/5/13/chartex" xmlns:cx8="http://schemas.microsoft.com/office/drawing/2016/5/14/chartex" xmlns:mc="http://schemas.openxmlformats.org/markup-compatibility/2006" xmlns:aink="http://schemas.microsoft.com/office/drawing/2016/ink" xmlns:am3d="http://schemas.microsoft.com/office/drawing/2017/model3d" xmlns:o="urn:schemas-microsoft-com:office:office" xmlns:oel="http://schemas.microsoft.com/office/2019/extlst" xmlns:r="http://schemas.openxmlformats.org/officeDocument/2006/relationships" xmlns:m="http://schemas.openxmlformats.org/officeDocument/2006/math" xmlns:v="urn:schemas-microsoft-com:vml" xmlns:wp14="http://schemas.microsoft.com/office/word/2010/wordprocessingDrawing" xmlns:wp="http://schemas.openxmlformats.org/drawingml/2006/wordprocessingDrawing" xmlns:w10="urn:schemas-microsoft-com:office:word" xmlns:w="http://schemas.openxmlformats.org/wordprocessingml/2006/main" xmlns:w14="http://schemas.microsoft.com/office/word/2010/wordml" xmlns:w15="http://schemas.microsoft.com/office/word/2012/wordml" xmlns:w16cex="http://schemas.microsoft.com/office/word/2018/wordml/cex" xmlns:w16cid="http://schemas.microsoft.com/office/word/2016/wordml/cid" xmlns:w16="http://schemas.microsoft.com/office/word/2018/wordml" xmlns:w16sdtdh="http://schemas.microsoft.com/office/word/2020/wordml/sdtdatahash" xmlns:w16se="http://schemas.microsoft.com/office/word/2015/wordml/symex" xmlns:wpg="http://schemas.microsoft.com/office/word/2010/wordprocessingGroup" xmlns:wpi="http://schemas.microsoft.com/office/word/2010/wordprocessingInk" xmlns:wne="http://schemas.microsoft.com/office/word/2006/wordml" xmlns:wps="http://schemas.microsoft.com/office/word/2010/wordprocessingShape" mc:Ignorable="w14 w15 w16se w16cid w16 w16cex w16sdtdh wp14">
+<w:document xmlns:wpc="http://schemas.microsoft.com/office/word/2010/wordprocessingCanvas" xmlns:cx="http://schemas.microsoft.com/office/drawing/2014/chartex" xmlns:cx1="http://schemas.microsoft.com/office/drawing/2015/9/8/chartex" xmlns:cx2="http://schemas.microsoft.com/office/drawing/2015/10/21/chartex" xmlns:cx3="http://schemas.microsoft.com/office/drawing/2016/5/9/chartex" xmlns:cx4="http://schemas.microsoft.com/office/drawing/2016/5/10/chartex" xmlns:cx5="http://schemas.microsoft.com/office/drawing/2016/5/11/chartex" xmlns:cx6="http://schemas.microsoft.com/office/drawing/2016/5/12/chartex" xmlns:cx7="http://schemas.microsoft.com/office/drawing/2016/5/13/chartex" xmlns:cx8="http://schemas.microsoft.com/office/drawing/2016/5/14/chartex" xmlns:mc="http://schemas.openxmlformats.org/markup-compatibility/2006" xmlns:aink="http://schemas.microsoft.com/office/drawing/2016/ink" xmlns:am3d="http://schemas.microsoft.com/office/drawing/2017/model3d" xmlns:o="urn:schemas-microsoft-com:office:office" xmlns:oel="http://schemas.microsoft.com/office/2019/extlst" xmlns:r="http://schemas.openxmlformats.org/officeDocument/2006/relationships" xmlns:m="http://schemas.openxmlformats.org/officeDocument/2006/math" xmlns:v="urn:schemas-microsoft-com:vml" xmlns:wp14="http://schemas.microsoft.com/office/word/2010/wordprocessingDrawing" xmlns:wp="http://schemas.openxmlformats.org/drawingml/2006/wordprocessingDrawing" xmlns:w10="urn:schemas-microsoft-com:office:word" xmlns:w="http://schemas.openxmlformats.org/wordprocessingml/2006/main" xmlns:w14="http://schemas.microsoft.com/office/word/2010/wordml" xmlns:w15="http://schemas.microsoft.com/office/word/2012/wordml" xmlns:w16cex="http://schemas.microsoft.com/office/word/2018/wordml/cex" xmlns:w16cid="http://schemas.microsoft.com/office/word/2016/wordml/cid" xmlns:w16="http://schemas.microsoft.com/office/word/2018/wordml" xmlns:w16du="http://schemas.microsoft.com/office/word/2023/wordml/word16du" xmlns:w16sdtdh="http://schemas.microsoft.com/office/word/2020/wordml/sdtdatahash" xmlns:w16sdtfl="http://schemas.microsoft.com/office/word/2024/wordml/sdtformatlock" xmlns:w16se="http://schemas.microsoft.com/office/word/2015/wordml/symex" xmlns:wpg="http://schemas.microsoft.com/office/word/2010/wordprocessingGroup" xmlns:wpi="http://schemas.microsoft.com/office/word/2010/wordprocessingInk" xmlns:wne="http://schemas.microsoft.com/office/word/2006/wordml" xmlns:wps="http://schemas.microsoft.com/office/word/2010/wordprocessingShape" mc:Ignorable="w14 w15 w16se w16cid w16 w16cex w16sdtdh w16sdtfl w16du wp14">
   <w:body>
     <w:p>
       <w:pPr>
@@ -12,35 +12,10 @@
     </w:p>
     <w:p>
       <w:r>
-        <w:t>Detta dokument behandlar höga naturvärden i avverkningsanmälan A 16312-2026 i Karlskrona kommun. Denna avverkningsanmälan inkom 2026-03-30 00:00:00 och omfattar 1,9 ha.</w:t>
+        <w:t>Detta dokument behandlar höga naturvärden i avverkningsanmälan A 16312-2026 i Karlskrona kommun som inkom 2026-03-30 och omfattar 1,9 ha.</w:t>
       </w:r>
-    </w:p>
-    <w:p>
       <w:r>
-        <w:t>Vi begär härmed att Skogsstyrelsen fattar beslut enligt miljöbalken som säkerställer att skogens höga naturvärden bevaras samt säkerställer att EU-lagstiftning efterlevs och att artskyddsbrott förhindras. Vi önskar även ta del av de ställningstaganden och beslut som myndigheterna meddelar till följd av aktuell avverkningsanmälan och föreningens inlaga (se 34 § förvaltningslagen).</w:t>
-      </w:r>
-    </w:p>
-    <w:p>
-      <w:r>
-        <w:t>Nedan beskrivs fynd av naturvårdsarter och fridlysta arter som gjorts i det avverkningsanmälda området.</w:t>
-      </w:r>
-    </w:p>
-    <w:p>
-      <w:pPr>
-        <w:pStyle w:val="Heading1"/>
-      </w:pPr>
-      <w:r>
-        <w:t>Naturvårdsarter</w:t>
-      </w:r>
-    </w:p>
-    <w:p>
-      <w:r>
-        <w:t>I avverkningsanmälan har följande 1 naturvårdsarter hittats: hasselmus (§4a). För fridlysta arter anges även paragrafen i Artskyddsförordningen som arten är fridlyst enligt.</w:t>
-      </w:r>
-    </w:p>
-    <w:p>
-      <w:r>
-        <w:t>De påträffade naturvårdsarterna är ett tydligt kvitto på att detta rör sig om en skog med höga naturvärden. I Figur 1 visas en karta över det avverkningsanmälda området, där samtliga fyndplatser för naturvårdsarter som finns registrerade på Artportalen har markerats.</w:t>
+        <w:t xml:space="preserve"> I Figur 1 visas fyndplatser för naturvårdsarter i området, som finns registrerade på Artportalen.</w:t>
       </w:r>
     </w:p>
     <w:p>
@@ -50,7 +25,7 @@
       <w:r>
         <w:drawing>
           <wp:inline xmlns:a="http://schemas.openxmlformats.org/drawingml/2006/main" xmlns:pic="http://schemas.openxmlformats.org/drawingml/2006/picture">
-            <wp:extent cx="5486400" cy="4802288"/>
+            <wp:extent cx="5486400" cy="4717915"/>
             <wp:docPr id="1" name="Picture 1"/>
             <wp:cNvGraphicFramePr>
               <a:graphicFrameLocks noChangeAspect="1"/>
@@ -71,7 +46,7 @@
                   <pic:spPr>
                     <a:xfrm>
                       <a:off x="0" y="0"/>
-                      <a:ext cx="5486400" cy="4802288"/>
+                      <a:ext cx="5486400" cy="4717915"/>
                     </a:xfrm>
                     <a:prstGeom prst="rect"/>
                   </pic:spPr>
@@ -85,9 +60,25 @@
     <w:p>
       <w:pPr>
         <w:pStyle w:val="Caption"/>
+        <w:spacing w:after="240"/>
       </w:pPr>
       <w:r>
-        <w:t>Figur 1. Fyndplatser för naturvårdsarter i det avverkningsanmälda området (röd linje). Markörer utan svart kant är placerade på fyndplatsen. Markörer med svart kant är placerade vid sidan av fyndplatsen och har ett svart streck som visar fyndplatsens exakta position. Kartans mittpunktskoordinat är N 6236035, E 555946 i SWEREF 99 TM.</w:t>
+        <w:t>Figur 1. Fyndplatser för naturvårdsarter i och inom 17 meter från avverkningsanmälan (röd linje). Inom parentes anges rödlistekategorier, S för signalarter, Tför typiska arter och fridlysningsparagrafer i artskyddsförordningen.Markörer utan svart kant är placerade på fyndplatsen. Markörer med svart kant är placerade vid sidan av fyndplatsen och har ett svart streck som visar fyndplatsens exakta position. Kartans mittpunktskoordinat är N 6236035, E 555946 i SWEREF 99 TM.</w:t>
+      </w:r>
+    </w:p>
+    <w:p>
+      <w:r>
+        <w:t>Vi begär härmed att Skogsstyrelsen fattar beslut enligt miljöbalken som säkerställer att skogens höga naturvärden bevaras samt att EU-lagstiftning efterlevs och att artskyddsbrott förhindras.</w:t>
+      </w:r>
+    </w:p>
+    <w:p>
+      <w:r>
+        <w:t>Vi önskar även ta del av de ställningstaganden och beslut som myndigheten meddelar till följd av aktuell avverkningsanmälan och föreningens inlaga (se 34 § förvaltningslagen).</w:t>
+      </w:r>
+    </w:p>
+    <w:p>
+      <w:r>
+        <w:t>Nedan beskrivs fynd av naturvårdsarter och fridlysta arter som gjorts i det avverkningsanmälda området. I BILAGA 1 finns artfakta om fridlysta arter.</w:t>
       </w:r>
     </w:p>
     <w:p>
@@ -95,12 +86,136 @@
         <w:pStyle w:val="Heading1"/>
       </w:pPr>
       <w:r>
+        <w:t>Naturvårdsarter</w:t>
+      </w:r>
+    </w:p>
+    <w:p>
+      <w:r>
+        <w:t>I och inom 17 meter från avverkningsanmälan har följande 4 naturvårdsarter hittats: rödlånke (NT), hasselmus (§4a), långbensgroda (§4a) och vanlig padda (§6). Av dessa är 1 rödlistade. För rödlistade arter har rödlistekategorin angivits inom parentes. För fridlysta arter anges även paragrafen i Artskyddsförordningen som arten är fridlyst enligt.</w:t>
+      </w:r>
+    </w:p>
+    <w:p>
+      <w:r>
+        <w:t>De påträffade naturvårdsarterna är ett tydligt kvitto på att det rör sig om en skog med höga naturvärden.</w:t>
+      </w:r>
+    </w:p>
+    <w:p>
+      <w:pPr>
+        <w:pStyle w:val="Heading2"/>
+      </w:pPr>
+      <w:r>
         <w:t>Fridlysta arter</w:t>
       </w:r>
     </w:p>
     <w:p>
       <w:r>
-        <w:t>Följande fridlysta arter har sina livsmiljöer och växtplatser i den avverkningsanmälda skogen: hasselmus (§4a).</w:t>
+        <w:t>Följande fridlysta arter har sina livsmiljöer och växtplatser i den avverkningsanmälda skogen: hasselmus (§4a), långbensgroda (§4a) och vanlig padda (§6).</w:t>
+      </w:r>
+    </w:p>
+    <w:p>
+      <w:r>
+        <w:rPr>
+          <w:b/>
+        </w:rPr>
+        <w:t xml:space="preserve">Långbensgroda (§4a) </w:t>
+      </w:r>
+      <w:r>
+        <w:t>är strikt skyddad enligt EU:s art- och habitatdirektiv vilket innebär att hela dess livsmiljö ska bevaras.  I Sverige förekommer arten uteslutande i och invid större skogsområden, oftast med betydande lövinslag där den leker i små grunda kärr och permanenta vatten. Kalavverkning av långbensgrodans livsmiljöer bör undvikas och eventuellt skogsbruk ska ske skonsamt genom försiktig gallring och upptagning av mindre gläntor. Arten omfattas av ett åtgärdsprogram för hotade arter (ÅGP) (SLU Artdatabanken, 2026; Ahlén, 2013).</w:t>
+      </w:r>
+    </w:p>
+    <w:p>
+      <w:r>
+        <w:t>I BILAGA 1 finns mer detaljerad information om ekologi samt krav på livsmiljö hos fridlysta arter.</w:t>
+      </w:r>
+    </w:p>
+    <w:p>
+      <w:pPr>
+        <w:pStyle w:val="Heading2"/>
+      </w:pPr>
+      <w:r>
+        <w:t>Övriga naturvårdsarter</w:t>
+      </w:r>
+    </w:p>
+    <w:p>
+      <w:r>
+        <w:br w:type="page"/>
+      </w:r>
+    </w:p>
+    <w:p>
+      <w:pPr>
+        <w:pStyle w:val="Title"/>
+      </w:pPr>
+      <w:r>
+        <w:t>BILAGA 1 – Fridlysta arter</w:t>
+      </w:r>
+    </w:p>
+    <w:p>
+      <w:pPr>
+        <w:pStyle w:val="Heading1"/>
+      </w:pPr>
+      <w:r>
+        <w:t>Långbensgroda – ekologi samt krav på livsmiljön</w:t>
+      </w:r>
+    </w:p>
+    <w:p>
+      <w:r>
+        <w:t>Långbensgroda (§4a) är strikt skyddad enligt EU:s art- och habitatdirektiv vilket innebär att hela dess livsmiljö ska bevaras. I Sverige förekommer arten uteslutande i och invid större skogsområden, oftast med betydande lövinslag. Naturbetesmarker, kärr, bäckar, fuktig ädellövskog, hässlen och ängsmarker är vanliga inslag i artens landmiljöer. Arten omfattas av ett åtgärdsprogram för hotade arter (ÅGP) (SLU Artdatabanken, 2026; Ahlén, 2013).</w:t>
+      </w:r>
+    </w:p>
+    <w:p>
+      <w:r>
+        <w:t>Långbensgrodan leker i små grunda kärr, dammar etc. som permanent håller vatten, oftast i eller invid lövskogsbestånd. Leken äger rum på vårvintern och är tidigast bland alla svenska groddjur, vanligtvis i mars och början av april, men vissa år börjar den redan i februari, undantagsvis redan i januari. På sommaren rör sig arten över stora skogsområden oftast med betydande inslag av lövskog, sumpskog, kärr eller bäckar. Det säkraste artkännetecknet för långbensgrodan, som liknar vanlig groda och åkergroda, är att trumhinnorna hos långbensgrodan är placerade omedelbart bakom ögonen och ungefär lika stora som ögonen (SLU Artdatabanken, 2026; Ahlén, 2013).</w:t>
+      </w:r>
+    </w:p>
+    <w:p>
+      <w:r>
+        <w:t>De flesta långbensgrodorna övervintrar på land och vandrar till lekvattnen så snart de kan med hänsyn till väder och eventuellt kvarliggande snö och is. Efter leken försvinner de vuxna grodorna snabbt från lekvattnen och sprider sig över stora områden. Märkning av spelande hanar har vid kontroller följande år visat att de flesta återvänder till samma lekvatten medan en minoritet visar sig i närbelägna vatten upp till ett avstånd av 4 km (Ahlén, 2013).</w:t>
+      </w:r>
+    </w:p>
+    <w:p>
+      <w:r>
+        <w:t>Avverkning av ädellövskog har ofta gjorts med metoder som starkt missgynnat långbensgrodan och haft stora negativa effekter på mångfalden i övrigt. Det handlar om kalavverkning där alla eller nästan alla träd och större buskar avverkats. Likaså gäller det avverkning och flisning av äldre hässlen som gjorts för energieldning. Ett stort hot mot artens existens i Sverige är den gradvisa omföringen av löv- och blandskog till planterad granskog. Genom uppväxten av gran kring skogskärren försämras lokalklimatet i lekvattnen så att de inte längre blir tjänliga. Vidare missgynnas arten om allt större del av födosöksterrängen och förbindelseleder på land omförs till granskog. Igenplantering av öppna ängar och betesmarker i skogen är särskilt negativ för arten. Bortröjning av hässlen för bete eller för flisning försämrar det lokalklimat som möjliggjort artens existens i världens nordligaste förekomster. Utdikning av kärr i skogen och i marginell jordbruksmark har tidigare förstört många biotoper för arten (SLU Artdatabanken, 2026; Ahlén, 2013).</w:t>
+      </w:r>
+    </w:p>
+    <w:p>
+      <w:r>
+        <w:t>Alla kända lekvatten måste skyddas mot granplantering inom 100 m från vattnet och själva vattnet måste skonas från dikningspåverkan, urgrävning och sönderkörning. Man bör vidare sträva efter att omgivande skogsmarker behåller betydande inslag av öppen äng, lövskog, sumpskog och kärr. Viktigast av allt är att bevara stora arealer med hässlen. Kalavverkning bör undvikas och eventuellt skogsbruk ska ske skonsamt genom försiktig gallring och upptagning av mindre gläntor (SLU Artdatabanken, 2026; Ahlén, 2013).</w:t>
+      </w:r>
+    </w:p>
+    <w:p>
+      <w:pPr>
+        <w:pStyle w:val="Heading2"/>
+      </w:pPr>
+      <w:r>
+        <w:t>Referenser – långbensgroda</w:t>
+      </w:r>
+    </w:p>
+    <w:p>
+      <w:r>
+        <w:t xml:space="preserve">Ahlén, I., 2013. </w:t>
+      </w:r>
+      <w:r>
+        <w:rPr>
+          <w:i/>
+        </w:rPr>
+        <w:t>Åtgärdsprogram för långbensgroda, 2013–2017 (Rana dalmatina)</w:t>
+      </w:r>
+      <w:r>
+        <w:t>. Naturvårdsverket. Rapport: 6586. https://www.naturvardsverket.se/978-91-620-6586-7</w:t>
+      </w:r>
+    </w:p>
+    <w:p>
+      <w:r>
+        <w:t>SLU Artdatabanken, 2026.</w:t>
+      </w:r>
+      <w:r>
+        <w:rPr>
+          <w:i/>
+        </w:rPr>
+        <w:t xml:space="preserve">  Artfakta: långbensgroda (Rana dalmatina).  </w:t>
+      </w:r>
+      <w:r>
+        <w:t>https://artfakta.se/taxa/100117</w:t>
       </w:r>
     </w:p>
     <w:sectPr>
@@ -121,7 +236,7 @@
 </file>
 
 <file path=word/endnotes.xml><?xml version="1.0" encoding="utf-8"?>
-<w:endnotes xmlns:wpc="http://schemas.microsoft.com/office/word/2010/wordprocessingCanvas" xmlns:cx="http://schemas.microsoft.com/office/drawing/2014/chartex" xmlns:cx1="http://schemas.microsoft.com/office/drawing/2015/9/8/chartex" xmlns:cx2="http://schemas.microsoft.com/office/drawing/2015/10/21/chartex" xmlns:cx3="http://schemas.microsoft.com/office/drawing/2016/5/9/chartex" xmlns:cx4="http://schemas.microsoft.com/office/drawing/2016/5/10/chartex" xmlns:cx5="http://schemas.microsoft.com/office/drawing/2016/5/11/chartex" xmlns:cx6="http://schemas.microsoft.com/office/drawing/2016/5/12/chartex" xmlns:cx7="http://schemas.microsoft.com/office/drawing/2016/5/13/chartex" xmlns:cx8="http://schemas.microsoft.com/office/drawing/2016/5/14/chartex" xmlns:mc="http://schemas.openxmlformats.org/markup-compatibility/2006" xmlns:aink="http://schemas.microsoft.com/office/drawing/2016/ink" xmlns:am3d="http://schemas.microsoft.com/office/drawing/2017/model3d" xmlns:o="urn:schemas-microsoft-com:office:office" xmlns:oel="http://schemas.microsoft.com/office/2019/extlst" xmlns:r="http://schemas.openxmlformats.org/officeDocument/2006/relationships" xmlns:m="http://schemas.openxmlformats.org/officeDocument/2006/math" xmlns:v="urn:schemas-microsoft-com:vml" xmlns:wp14="http://schemas.microsoft.com/office/word/2010/wordprocessingDrawing" xmlns:wp="http://schemas.openxmlformats.org/drawingml/2006/wordprocessingDrawing" xmlns:w10="urn:schemas-microsoft-com:office:word" xmlns:w="http://schemas.openxmlformats.org/wordprocessingml/2006/main" xmlns:w14="http://schemas.microsoft.com/office/word/2010/wordml" xmlns:w15="http://schemas.microsoft.com/office/word/2012/wordml" xmlns:w16cex="http://schemas.microsoft.com/office/word/2018/wordml/cex" xmlns:w16cid="http://schemas.microsoft.com/office/word/2016/wordml/cid" xmlns:w16="http://schemas.microsoft.com/office/word/2018/wordml" xmlns:w16sdtdh="http://schemas.microsoft.com/office/word/2020/wordml/sdtdatahash" xmlns:w16se="http://schemas.microsoft.com/office/word/2015/wordml/symex" xmlns:wpg="http://schemas.microsoft.com/office/word/2010/wordprocessingGroup" xmlns:wpi="http://schemas.microsoft.com/office/word/2010/wordprocessingInk" xmlns:wne="http://schemas.microsoft.com/office/word/2006/wordml" xmlns:wps="http://schemas.microsoft.com/office/word/2010/wordprocessingShape" mc:Ignorable="w14 w15 w16se w16cid w16 w16cex w16sdtdh wp14">
+<w:endnotes xmlns:wpc="http://schemas.microsoft.com/office/word/2010/wordprocessingCanvas" xmlns:cx="http://schemas.microsoft.com/office/drawing/2014/chartex" xmlns:cx1="http://schemas.microsoft.com/office/drawing/2015/9/8/chartex" xmlns:cx2="http://schemas.microsoft.com/office/drawing/2015/10/21/chartex" xmlns:cx3="http://schemas.microsoft.com/office/drawing/2016/5/9/chartex" xmlns:cx4="http://schemas.microsoft.com/office/drawing/2016/5/10/chartex" xmlns:cx5="http://schemas.microsoft.com/office/drawing/2016/5/11/chartex" xmlns:cx6="http://schemas.microsoft.com/office/drawing/2016/5/12/chartex" xmlns:cx7="http://schemas.microsoft.com/office/drawing/2016/5/13/chartex" xmlns:cx8="http://schemas.microsoft.com/office/drawing/2016/5/14/chartex" xmlns:mc="http://schemas.openxmlformats.org/markup-compatibility/2006" xmlns:aink="http://schemas.microsoft.com/office/drawing/2016/ink" xmlns:am3d="http://schemas.microsoft.com/office/drawing/2017/model3d" xmlns:o="urn:schemas-microsoft-com:office:office" xmlns:oel="http://schemas.microsoft.com/office/2019/extlst" xmlns:r="http://schemas.openxmlformats.org/officeDocument/2006/relationships" xmlns:m="http://schemas.openxmlformats.org/officeDocument/2006/math" xmlns:v="urn:schemas-microsoft-com:vml" xmlns:wp14="http://schemas.microsoft.com/office/word/2010/wordprocessingDrawing" xmlns:wp="http://schemas.openxmlformats.org/drawingml/2006/wordprocessingDrawing" xmlns:w10="urn:schemas-microsoft-com:office:word" xmlns:w="http://schemas.openxmlformats.org/wordprocessingml/2006/main" xmlns:w14="http://schemas.microsoft.com/office/word/2010/wordml" xmlns:w15="http://schemas.microsoft.com/office/word/2012/wordml" xmlns:w16cex="http://schemas.microsoft.com/office/word/2018/wordml/cex" xmlns:w16cid="http://schemas.microsoft.com/office/word/2016/wordml/cid" xmlns:w16="http://schemas.microsoft.com/office/word/2018/wordml" xmlns:w16du="http://schemas.microsoft.com/office/word/2023/wordml/word16du" xmlns:w16sdtdh="http://schemas.microsoft.com/office/word/2020/wordml/sdtdatahash" xmlns:w16sdtfl="http://schemas.microsoft.com/office/word/2024/wordml/sdtformatlock" xmlns:w16se="http://schemas.microsoft.com/office/word/2015/wordml/symex" xmlns:wpg="http://schemas.microsoft.com/office/word/2010/wordprocessingGroup" xmlns:wpi="http://schemas.microsoft.com/office/word/2010/wordprocessingInk" xmlns:wne="http://schemas.microsoft.com/office/word/2006/wordml" xmlns:wps="http://schemas.microsoft.com/office/word/2010/wordprocessingShape" mc:Ignorable="w14 w15 w16se w16cid w16 w16cex w16sdtdh w16sdtfl w16du wp14">
   <w:endnote w:type="separator" w:id="-1">
     <w:p>
       <w:pPr>
@@ -146,7 +261,7 @@
 </file>
 
 <file path=word/footer1.xml><?xml version="1.0" encoding="utf-8"?>
-<w:ftr xmlns:wpc="http://schemas.microsoft.com/office/word/2010/wordprocessingCanvas" xmlns:cx="http://schemas.microsoft.com/office/drawing/2014/chartex" xmlns:cx1="http://schemas.microsoft.com/office/drawing/2015/9/8/chartex" xmlns:cx2="http://schemas.microsoft.com/office/drawing/2015/10/21/chartex" xmlns:cx3="http://schemas.microsoft.com/office/drawing/2016/5/9/chartex" xmlns:cx4="http://schemas.microsoft.com/office/drawing/2016/5/10/chartex" xmlns:cx5="http://schemas.microsoft.com/office/drawing/2016/5/11/chartex" xmlns:cx6="http://schemas.microsoft.com/office/drawing/2016/5/12/chartex" xmlns:cx7="http://schemas.microsoft.com/office/drawing/2016/5/13/chartex" xmlns:cx8="http://schemas.microsoft.com/office/drawing/2016/5/14/chartex" xmlns:mc="http://schemas.openxmlformats.org/markup-compatibility/2006" xmlns:aink="http://schemas.microsoft.com/office/drawing/2016/ink" xmlns:am3d="http://schemas.microsoft.com/office/drawing/2017/model3d" xmlns:o="urn:schemas-microsoft-com:office:office" xmlns:oel="http://schemas.microsoft.com/office/2019/extlst" xmlns:r="http://schemas.openxmlformats.org/officeDocument/2006/relationships" xmlns:m="http://schemas.openxmlformats.org/officeDocument/2006/math" xmlns:v="urn:schemas-microsoft-com:vml" xmlns:wp14="http://schemas.microsoft.com/office/word/2010/wordprocessingDrawing" xmlns:wp="http://schemas.openxmlformats.org/drawingml/2006/wordprocessingDrawing" xmlns:w10="urn:schemas-microsoft-com:office:word" xmlns:w="http://schemas.openxmlformats.org/wordprocessingml/2006/main" xmlns:w14="http://schemas.microsoft.com/office/word/2010/wordml" xmlns:w15="http://schemas.microsoft.com/office/word/2012/wordml" xmlns:w16cex="http://schemas.microsoft.com/office/word/2018/wordml/cex" xmlns:w16cid="http://schemas.microsoft.com/office/word/2016/wordml/cid" xmlns:w16="http://schemas.microsoft.com/office/word/2018/wordml" xmlns:w16sdtdh="http://schemas.microsoft.com/office/word/2020/wordml/sdtdatahash" xmlns:w16se="http://schemas.microsoft.com/office/word/2015/wordml/symex" xmlns:wpg="http://schemas.microsoft.com/office/word/2010/wordprocessingGroup" xmlns:wpi="http://schemas.microsoft.com/office/word/2010/wordprocessingInk" xmlns:wne="http://schemas.microsoft.com/office/word/2006/wordml" xmlns:wps="http://schemas.microsoft.com/office/word/2010/wordprocessingShape" mc:Ignorable="w14 w15 w16se w16cid w16 w16cex w16sdtdh wp14">
+<w:ftr xmlns:wpc="http://schemas.microsoft.com/office/word/2010/wordprocessingCanvas" xmlns:cx="http://schemas.microsoft.com/office/drawing/2014/chartex" xmlns:cx1="http://schemas.microsoft.com/office/drawing/2015/9/8/chartex" xmlns:cx2="http://schemas.microsoft.com/office/drawing/2015/10/21/chartex" xmlns:cx3="http://schemas.microsoft.com/office/drawing/2016/5/9/chartex" xmlns:cx4="http://schemas.microsoft.com/office/drawing/2016/5/10/chartex" xmlns:cx5="http://schemas.microsoft.com/office/drawing/2016/5/11/chartex" xmlns:cx6="http://schemas.microsoft.com/office/drawing/2016/5/12/chartex" xmlns:cx7="http://schemas.microsoft.com/office/drawing/2016/5/13/chartex" xmlns:cx8="http://schemas.microsoft.com/office/drawing/2016/5/14/chartex" xmlns:mc="http://schemas.openxmlformats.org/markup-compatibility/2006" xmlns:aink="http://schemas.microsoft.com/office/drawing/2016/ink" xmlns:am3d="http://schemas.microsoft.com/office/drawing/2017/model3d" xmlns:o="urn:schemas-microsoft-com:office:office" xmlns:oel="http://schemas.microsoft.com/office/2019/extlst" xmlns:r="http://schemas.openxmlformats.org/officeDocument/2006/relationships" xmlns:m="http://schemas.openxmlformats.org/officeDocument/2006/math" xmlns:v="urn:schemas-microsoft-com:vml" xmlns:wp14="http://schemas.microsoft.com/office/word/2010/wordprocessingDrawing" xmlns:wp="http://schemas.openxmlformats.org/drawingml/2006/wordprocessingDrawing" xmlns:w10="urn:schemas-microsoft-com:office:word" xmlns:w="http://schemas.openxmlformats.org/wordprocessingml/2006/main" xmlns:w14="http://schemas.microsoft.com/office/word/2010/wordml" xmlns:w15="http://schemas.microsoft.com/office/word/2012/wordml" xmlns:w16cex="http://schemas.microsoft.com/office/word/2018/wordml/cex" xmlns:w16cid="http://schemas.microsoft.com/office/word/2016/wordml/cid" xmlns:w16="http://schemas.microsoft.com/office/word/2018/wordml" xmlns:w16du="http://schemas.microsoft.com/office/word/2023/wordml/word16du" xmlns:w16sdtdh="http://schemas.microsoft.com/office/word/2020/wordml/sdtdatahash" xmlns:w16sdtfl="http://schemas.microsoft.com/office/word/2024/wordml/sdtformatlock" xmlns:w16se="http://schemas.microsoft.com/office/word/2015/wordml/symex" xmlns:wpg="http://schemas.microsoft.com/office/word/2010/wordprocessingGroup" xmlns:wpi="http://schemas.microsoft.com/office/word/2010/wordprocessingInk" xmlns:wne="http://schemas.microsoft.com/office/word/2006/wordml" xmlns:wps="http://schemas.microsoft.com/office/word/2010/wordprocessingShape" mc:Ignorable="w14 w15 w16se w16cid w16 w16cex w16sdtdh w16sdtfl w16du wp14">
   <w:p>
     <w:pPr>
       <w:pStyle w:val="Footer"/>
@@ -156,7 +271,7 @@
 </file>
 
 <file path=word/footer2.xml><?xml version="1.0" encoding="utf-8"?>
-<w:ftr xmlns:wpc="http://schemas.microsoft.com/office/word/2010/wordprocessingCanvas" xmlns:cx="http://schemas.microsoft.com/office/drawing/2014/chartex" xmlns:cx1="http://schemas.microsoft.com/office/drawing/2015/9/8/chartex" xmlns:cx2="http://schemas.microsoft.com/office/drawing/2015/10/21/chartex" xmlns:cx3="http://schemas.microsoft.com/office/drawing/2016/5/9/chartex" xmlns:cx4="http://schemas.microsoft.com/office/drawing/2016/5/10/chartex" xmlns:cx5="http://schemas.microsoft.com/office/drawing/2016/5/11/chartex" xmlns:cx6="http://schemas.microsoft.com/office/drawing/2016/5/12/chartex" xmlns:cx7="http://schemas.microsoft.com/office/drawing/2016/5/13/chartex" xmlns:cx8="http://schemas.microsoft.com/office/drawing/2016/5/14/chartex" xmlns:mc="http://schemas.openxmlformats.org/markup-compatibility/2006" xmlns:aink="http://schemas.microsoft.com/office/drawing/2016/ink" xmlns:am3d="http://schemas.microsoft.com/office/drawing/2017/model3d" xmlns:o="urn:schemas-microsoft-com:office:office" xmlns:oel="http://schemas.microsoft.com/office/2019/extlst" xmlns:r="http://schemas.openxmlformats.org/officeDocument/2006/relationships" xmlns:m="http://schemas.openxmlformats.org/officeDocument/2006/math" xmlns:v="urn:schemas-microsoft-com:vml" xmlns:wp14="http://schemas.microsoft.com/office/word/2010/wordprocessingDrawing" xmlns:wp="http://schemas.openxmlformats.org/drawingml/2006/wordprocessingDrawing" xmlns:w10="urn:schemas-microsoft-com:office:word" xmlns:w="http://schemas.openxmlformats.org/wordprocessingml/2006/main" xmlns:w14="http://schemas.microsoft.com/office/word/2010/wordml" xmlns:w15="http://schemas.microsoft.com/office/word/2012/wordml" xmlns:w16cex="http://schemas.microsoft.com/office/word/2018/wordml/cex" xmlns:w16cid="http://schemas.microsoft.com/office/word/2016/wordml/cid" xmlns:w16="http://schemas.microsoft.com/office/word/2018/wordml" xmlns:w16sdtdh="http://schemas.microsoft.com/office/word/2020/wordml/sdtdatahash" xmlns:w16se="http://schemas.microsoft.com/office/word/2015/wordml/symex" xmlns:wpg="http://schemas.microsoft.com/office/word/2010/wordprocessingGroup" xmlns:wpi="http://schemas.microsoft.com/office/word/2010/wordprocessingInk" xmlns:wne="http://schemas.microsoft.com/office/word/2006/wordml" xmlns:wps="http://schemas.microsoft.com/office/word/2010/wordprocessingShape" mc:Ignorable="w14 w15 w16se w16cid w16 w16cex w16sdtdh wp14">
+<w:ftr xmlns:wpc="http://schemas.microsoft.com/office/word/2010/wordprocessingCanvas" xmlns:cx="http://schemas.microsoft.com/office/drawing/2014/chartex" xmlns:cx1="http://schemas.microsoft.com/office/drawing/2015/9/8/chartex" xmlns:cx2="http://schemas.microsoft.com/office/drawing/2015/10/21/chartex" xmlns:cx3="http://schemas.microsoft.com/office/drawing/2016/5/9/chartex" xmlns:cx4="http://schemas.microsoft.com/office/drawing/2016/5/10/chartex" xmlns:cx5="http://schemas.microsoft.com/office/drawing/2016/5/11/chartex" xmlns:cx6="http://schemas.microsoft.com/office/drawing/2016/5/12/chartex" xmlns:cx7="http://schemas.microsoft.com/office/drawing/2016/5/13/chartex" xmlns:cx8="http://schemas.microsoft.com/office/drawing/2016/5/14/chartex" xmlns:mc="http://schemas.openxmlformats.org/markup-compatibility/2006" xmlns:aink="http://schemas.microsoft.com/office/drawing/2016/ink" xmlns:am3d="http://schemas.microsoft.com/office/drawing/2017/model3d" xmlns:o="urn:schemas-microsoft-com:office:office" xmlns:oel="http://schemas.microsoft.com/office/2019/extlst" xmlns:r="http://schemas.openxmlformats.org/officeDocument/2006/relationships" xmlns:m="http://schemas.openxmlformats.org/officeDocument/2006/math" xmlns:v="urn:schemas-microsoft-com:vml" xmlns:wp14="http://schemas.microsoft.com/office/word/2010/wordprocessingDrawing" xmlns:wp="http://schemas.openxmlformats.org/drawingml/2006/wordprocessingDrawing" xmlns:w10="urn:schemas-microsoft-com:office:word" xmlns:w="http://schemas.openxmlformats.org/wordprocessingml/2006/main" xmlns:w14="http://schemas.microsoft.com/office/word/2010/wordml" xmlns:w15="http://schemas.microsoft.com/office/word/2012/wordml" xmlns:w16cex="http://schemas.microsoft.com/office/word/2018/wordml/cex" xmlns:w16cid="http://schemas.microsoft.com/office/word/2016/wordml/cid" xmlns:w16="http://schemas.microsoft.com/office/word/2018/wordml" xmlns:w16du="http://schemas.microsoft.com/office/word/2023/wordml/word16du" xmlns:w16sdtdh="http://schemas.microsoft.com/office/word/2020/wordml/sdtdatahash" xmlns:w16sdtfl="http://schemas.microsoft.com/office/word/2024/wordml/sdtformatlock" xmlns:w16se="http://schemas.microsoft.com/office/word/2015/wordml/symex" xmlns:wpg="http://schemas.microsoft.com/office/word/2010/wordprocessingGroup" xmlns:wpi="http://schemas.microsoft.com/office/word/2010/wordprocessingInk" xmlns:wne="http://schemas.microsoft.com/office/word/2006/wordml" xmlns:wps="http://schemas.microsoft.com/office/word/2010/wordprocessingShape" mc:Ignorable="w14 w15 w16se w16cid w16 w16cex w16sdtdh w16sdtfl w16du wp14">
   <w:p>
     <w:pPr>
       <w:pStyle w:val="Footer"/>
@@ -166,7 +281,7 @@
 </file>
 
 <file path=word/footer3.xml><?xml version="1.0" encoding="utf-8"?>
-<w:ftr xmlns:wpc="http://schemas.microsoft.com/office/word/2010/wordprocessingCanvas" xmlns:cx="http://schemas.microsoft.com/office/drawing/2014/chartex" xmlns:cx1="http://schemas.microsoft.com/office/drawing/2015/9/8/chartex" xmlns:cx2="http://schemas.microsoft.com/office/drawing/2015/10/21/chartex" xmlns:cx3="http://schemas.microsoft.com/office/drawing/2016/5/9/chartex" xmlns:cx4="http://schemas.microsoft.com/office/drawing/2016/5/10/chartex" xmlns:cx5="http://schemas.microsoft.com/office/drawing/2016/5/11/chartex" xmlns:cx6="http://schemas.microsoft.com/office/drawing/2016/5/12/chartex" xmlns:cx7="http://schemas.microsoft.com/office/drawing/2016/5/13/chartex" xmlns:cx8="http://schemas.microsoft.com/office/drawing/2016/5/14/chartex" xmlns:mc="http://schemas.openxmlformats.org/markup-compatibility/2006" xmlns:aink="http://schemas.microsoft.com/office/drawing/2016/ink" xmlns:am3d="http://schemas.microsoft.com/office/drawing/2017/model3d" xmlns:o="urn:schemas-microsoft-com:office:office" xmlns:oel="http://schemas.microsoft.com/office/2019/extlst" xmlns:r="http://schemas.openxmlformats.org/officeDocument/2006/relationships" xmlns:m="http://schemas.openxmlformats.org/officeDocument/2006/math" xmlns:v="urn:schemas-microsoft-com:vml" xmlns:wp14="http://schemas.microsoft.com/office/word/2010/wordprocessingDrawing" xmlns:wp="http://schemas.openxmlformats.org/drawingml/2006/wordprocessingDrawing" xmlns:w10="urn:schemas-microsoft-com:office:word" xmlns:w="http://schemas.openxmlformats.org/wordprocessingml/2006/main" xmlns:w14="http://schemas.microsoft.com/office/word/2010/wordml" xmlns:w15="http://schemas.microsoft.com/office/word/2012/wordml" xmlns:w16cex="http://schemas.microsoft.com/office/word/2018/wordml/cex" xmlns:w16cid="http://schemas.microsoft.com/office/word/2016/wordml/cid" xmlns:w16="http://schemas.microsoft.com/office/word/2018/wordml" xmlns:w16sdtdh="http://schemas.microsoft.com/office/word/2020/wordml/sdtdatahash" xmlns:w16se="http://schemas.microsoft.com/office/word/2015/wordml/symex" xmlns:wpg="http://schemas.microsoft.com/office/word/2010/wordprocessingGroup" xmlns:wpi="http://schemas.microsoft.com/office/word/2010/wordprocessingInk" xmlns:wne="http://schemas.microsoft.com/office/word/2006/wordml" xmlns:wps="http://schemas.microsoft.com/office/word/2010/wordprocessingShape" mc:Ignorable="w14 w15 w16se w16cid w16 w16cex w16sdtdh wp14">
+<w:ftr xmlns:wpc="http://schemas.microsoft.com/office/word/2010/wordprocessingCanvas" xmlns:cx="http://schemas.microsoft.com/office/drawing/2014/chartex" xmlns:cx1="http://schemas.microsoft.com/office/drawing/2015/9/8/chartex" xmlns:cx2="http://schemas.microsoft.com/office/drawing/2015/10/21/chartex" xmlns:cx3="http://schemas.microsoft.com/office/drawing/2016/5/9/chartex" xmlns:cx4="http://schemas.microsoft.com/office/drawing/2016/5/10/chartex" xmlns:cx5="http://schemas.microsoft.com/office/drawing/2016/5/11/chartex" xmlns:cx6="http://schemas.microsoft.com/office/drawing/2016/5/12/chartex" xmlns:cx7="http://schemas.microsoft.com/office/drawing/2016/5/13/chartex" xmlns:cx8="http://schemas.microsoft.com/office/drawing/2016/5/14/chartex" xmlns:mc="http://schemas.openxmlformats.org/markup-compatibility/2006" xmlns:aink="http://schemas.microsoft.com/office/drawing/2016/ink" xmlns:am3d="http://schemas.microsoft.com/office/drawing/2017/model3d" xmlns:o="urn:schemas-microsoft-com:office:office" xmlns:oel="http://schemas.microsoft.com/office/2019/extlst" xmlns:r="http://schemas.openxmlformats.org/officeDocument/2006/relationships" xmlns:m="http://schemas.openxmlformats.org/officeDocument/2006/math" xmlns:v="urn:schemas-microsoft-com:vml" xmlns:wp14="http://schemas.microsoft.com/office/word/2010/wordprocessingDrawing" xmlns:wp="http://schemas.openxmlformats.org/drawingml/2006/wordprocessingDrawing" xmlns:w10="urn:schemas-microsoft-com:office:word" xmlns:w="http://schemas.openxmlformats.org/wordprocessingml/2006/main" xmlns:w14="http://schemas.microsoft.com/office/word/2010/wordml" xmlns:w15="http://schemas.microsoft.com/office/word/2012/wordml" xmlns:w16cex="http://schemas.microsoft.com/office/word/2018/wordml/cex" xmlns:w16cid="http://schemas.microsoft.com/office/word/2016/wordml/cid" xmlns:w16="http://schemas.microsoft.com/office/word/2018/wordml" xmlns:w16du="http://schemas.microsoft.com/office/word/2023/wordml/word16du" xmlns:w16sdtdh="http://schemas.microsoft.com/office/word/2020/wordml/sdtdatahash" xmlns:w16sdtfl="http://schemas.microsoft.com/office/word/2024/wordml/sdtformatlock" xmlns:w16se="http://schemas.microsoft.com/office/word/2015/wordml/symex" xmlns:wpg="http://schemas.microsoft.com/office/word/2010/wordprocessingGroup" xmlns:wpi="http://schemas.microsoft.com/office/word/2010/wordprocessingInk" xmlns:wne="http://schemas.microsoft.com/office/word/2006/wordml" xmlns:wps="http://schemas.microsoft.com/office/word/2010/wordprocessingShape" mc:Ignorable="w14 w15 w16se w16cid w16 w16cex w16sdtdh w16sdtfl w16du wp14">
   <w:p>
     <w:pPr>
       <w:pStyle w:val="Footer"/>
@@ -176,7 +291,7 @@
 </file>
 
 <file path=word/footnotes.xml><?xml version="1.0" encoding="utf-8"?>
-<w:footnotes xmlns:wpc="http://schemas.microsoft.com/office/word/2010/wordprocessingCanvas" xmlns:cx="http://schemas.microsoft.com/office/drawing/2014/chartex" xmlns:cx1="http://schemas.microsoft.com/office/drawing/2015/9/8/chartex" xmlns:cx2="http://schemas.microsoft.com/office/drawing/2015/10/21/chartex" xmlns:cx3="http://schemas.microsoft.com/office/drawing/2016/5/9/chartex" xmlns:cx4="http://schemas.microsoft.com/office/drawing/2016/5/10/chartex" xmlns:cx5="http://schemas.microsoft.com/office/drawing/2016/5/11/chartex" xmlns:cx6="http://schemas.microsoft.com/office/drawing/2016/5/12/chartex" xmlns:cx7="http://schemas.microsoft.com/office/drawing/2016/5/13/chartex" xmlns:cx8="http://schemas.microsoft.com/office/drawing/2016/5/14/chartex" xmlns:mc="http://schemas.openxmlformats.org/markup-compatibility/2006" xmlns:aink="http://schemas.microsoft.com/office/drawing/2016/ink" xmlns:am3d="http://schemas.microsoft.com/office/drawing/2017/model3d" xmlns:o="urn:schemas-microsoft-com:office:office" xmlns:oel="http://schemas.microsoft.com/office/2019/extlst" xmlns:r="http://schemas.openxmlformats.org/officeDocument/2006/relationships" xmlns:m="http://schemas.openxmlformats.org/officeDocument/2006/math" xmlns:v="urn:schemas-microsoft-com:vml" xmlns:wp14="http://schemas.microsoft.com/office/word/2010/wordprocessingDrawing" xmlns:wp="http://schemas.openxmlformats.org/drawingml/2006/wordprocessingDrawing" xmlns:w10="urn:schemas-microsoft-com:office:word" xmlns:w="http://schemas.openxmlformats.org/wordprocessingml/2006/main" xmlns:w14="http://schemas.microsoft.com/office/word/2010/wordml" xmlns:w15="http://schemas.microsoft.com/office/word/2012/wordml" xmlns:w16cex="http://schemas.microsoft.com/office/word/2018/wordml/cex" xmlns:w16cid="http://schemas.microsoft.com/office/word/2016/wordml/cid" xmlns:w16="http://schemas.microsoft.com/office/word/2018/wordml" xmlns:w16sdtdh="http://schemas.microsoft.com/office/word/2020/wordml/sdtdatahash" xmlns:w16se="http://schemas.microsoft.com/office/word/2015/wordml/symex" xmlns:wpg="http://schemas.microsoft.com/office/word/2010/wordprocessingGroup" xmlns:wpi="http://schemas.microsoft.com/office/word/2010/wordprocessingInk" xmlns:wne="http://schemas.microsoft.com/office/word/2006/wordml" xmlns:wps="http://schemas.microsoft.com/office/word/2010/wordprocessingShape" mc:Ignorable="w14 w15 w16se w16cid w16 w16cex w16sdtdh wp14">
+<w:footnotes xmlns:wpc="http://schemas.microsoft.com/office/word/2010/wordprocessingCanvas" xmlns:cx="http://schemas.microsoft.com/office/drawing/2014/chartex" xmlns:cx1="http://schemas.microsoft.com/office/drawing/2015/9/8/chartex" xmlns:cx2="http://schemas.microsoft.com/office/drawing/2015/10/21/chartex" xmlns:cx3="http://schemas.microsoft.com/office/drawing/2016/5/9/chartex" xmlns:cx4="http://schemas.microsoft.com/office/drawing/2016/5/10/chartex" xmlns:cx5="http://schemas.microsoft.com/office/drawing/2016/5/11/chartex" xmlns:cx6="http://schemas.microsoft.com/office/drawing/2016/5/12/chartex" xmlns:cx7="http://schemas.microsoft.com/office/drawing/2016/5/13/chartex" xmlns:cx8="http://schemas.microsoft.com/office/drawing/2016/5/14/chartex" xmlns:mc="http://schemas.openxmlformats.org/markup-compatibility/2006" xmlns:aink="http://schemas.microsoft.com/office/drawing/2016/ink" xmlns:am3d="http://schemas.microsoft.com/office/drawing/2017/model3d" xmlns:o="urn:schemas-microsoft-com:office:office" xmlns:oel="http://schemas.microsoft.com/office/2019/extlst" xmlns:r="http://schemas.openxmlformats.org/officeDocument/2006/relationships" xmlns:m="http://schemas.openxmlformats.org/officeDocument/2006/math" xmlns:v="urn:schemas-microsoft-com:vml" xmlns:wp14="http://schemas.microsoft.com/office/word/2010/wordprocessingDrawing" xmlns:wp="http://schemas.openxmlformats.org/drawingml/2006/wordprocessingDrawing" xmlns:w10="urn:schemas-microsoft-com:office:word" xmlns:w="http://schemas.openxmlformats.org/wordprocessingml/2006/main" xmlns:w14="http://schemas.microsoft.com/office/word/2010/wordml" xmlns:w15="http://schemas.microsoft.com/office/word/2012/wordml" xmlns:w16cex="http://schemas.microsoft.com/office/word/2018/wordml/cex" xmlns:w16cid="http://schemas.microsoft.com/office/word/2016/wordml/cid" xmlns:w16="http://schemas.microsoft.com/office/word/2018/wordml" xmlns:w16du="http://schemas.microsoft.com/office/word/2023/wordml/word16du" xmlns:w16sdtdh="http://schemas.microsoft.com/office/word/2020/wordml/sdtdatahash" xmlns:w16sdtfl="http://schemas.microsoft.com/office/word/2024/wordml/sdtformatlock" xmlns:w16se="http://schemas.microsoft.com/office/word/2015/wordml/symex" xmlns:wpg="http://schemas.microsoft.com/office/word/2010/wordprocessingGroup" xmlns:wpi="http://schemas.microsoft.com/office/word/2010/wordprocessingInk" xmlns:wne="http://schemas.microsoft.com/office/word/2006/wordml" xmlns:wps="http://schemas.microsoft.com/office/word/2010/wordprocessingShape" mc:Ignorable="w14 w15 w16se w16cid w16 w16cex w16sdtdh w16sdtfl w16du wp14">
   <w:footnote w:type="separator" w:id="-1">
     <w:p>
       <w:pPr>
@@ -201,7 +316,7 @@
 </file>
 
 <file path=word/header1.xml><?xml version="1.0" encoding="utf-8"?>
-<w:hdr xmlns:wpc="http://schemas.microsoft.com/office/word/2010/wordprocessingCanvas" xmlns:cx="http://schemas.microsoft.com/office/drawing/2014/chartex" xmlns:cx1="http://schemas.microsoft.com/office/drawing/2015/9/8/chartex" xmlns:cx2="http://schemas.microsoft.com/office/drawing/2015/10/21/chartex" xmlns:cx3="http://schemas.microsoft.com/office/drawing/2016/5/9/chartex" xmlns:cx4="http://schemas.microsoft.com/office/drawing/2016/5/10/chartex" xmlns:cx5="http://schemas.microsoft.com/office/drawing/2016/5/11/chartex" xmlns:cx6="http://schemas.microsoft.com/office/drawing/2016/5/12/chartex" xmlns:cx7="http://schemas.microsoft.com/office/drawing/2016/5/13/chartex" xmlns:cx8="http://schemas.microsoft.com/office/drawing/2016/5/14/chartex" xmlns:mc="http://schemas.openxmlformats.org/markup-compatibility/2006" xmlns:aink="http://schemas.microsoft.com/office/drawing/2016/ink" xmlns:am3d="http://schemas.microsoft.com/office/drawing/2017/model3d" xmlns:o="urn:schemas-microsoft-com:office:office" xmlns:oel="http://schemas.microsoft.com/office/2019/extlst" xmlns:r="http://schemas.openxmlformats.org/officeDocument/2006/relationships" xmlns:m="http://schemas.openxmlformats.org/officeDocument/2006/math" xmlns:v="urn:schemas-microsoft-com:vml" xmlns:wp14="http://schemas.microsoft.com/office/word/2010/wordprocessingDrawing" xmlns:wp="http://schemas.openxmlformats.org/drawingml/2006/wordprocessingDrawing" xmlns:w10="urn:schemas-microsoft-com:office:word" xmlns:w="http://schemas.openxmlformats.org/wordprocessingml/2006/main" xmlns:w14="http://schemas.microsoft.com/office/word/2010/wordml" xmlns:w15="http://schemas.microsoft.com/office/word/2012/wordml" xmlns:w16cex="http://schemas.microsoft.com/office/word/2018/wordml/cex" xmlns:w16cid="http://schemas.microsoft.com/office/word/2016/wordml/cid" xmlns:w16="http://schemas.microsoft.com/office/word/2018/wordml" xmlns:w16sdtdh="http://schemas.microsoft.com/office/word/2020/wordml/sdtdatahash" xmlns:w16se="http://schemas.microsoft.com/office/word/2015/wordml/symex" xmlns:wpg="http://schemas.microsoft.com/office/word/2010/wordprocessingGroup" xmlns:wpi="http://schemas.microsoft.com/office/word/2010/wordprocessingInk" xmlns:wne="http://schemas.microsoft.com/office/word/2006/wordml" xmlns:wps="http://schemas.microsoft.com/office/word/2010/wordprocessingShape" mc:Ignorable="w14 w15 w16se w16cid w16 w16cex w16sdtdh wp14">
+<w:hdr xmlns:wpc="http://schemas.microsoft.com/office/word/2010/wordprocessingCanvas" xmlns:cx="http://schemas.microsoft.com/office/drawing/2014/chartex" xmlns:cx1="http://schemas.microsoft.com/office/drawing/2015/9/8/chartex" xmlns:cx2="http://schemas.microsoft.com/office/drawing/2015/10/21/chartex" xmlns:cx3="http://schemas.microsoft.com/office/drawing/2016/5/9/chartex" xmlns:cx4="http://schemas.microsoft.com/office/drawing/2016/5/10/chartex" xmlns:cx5="http://schemas.microsoft.com/office/drawing/2016/5/11/chartex" xmlns:cx6="http://schemas.microsoft.com/office/drawing/2016/5/12/chartex" xmlns:cx7="http://schemas.microsoft.com/office/drawing/2016/5/13/chartex" xmlns:cx8="http://schemas.microsoft.com/office/drawing/2016/5/14/chartex" xmlns:mc="http://schemas.openxmlformats.org/markup-compatibility/2006" xmlns:aink="http://schemas.microsoft.com/office/drawing/2016/ink" xmlns:am3d="http://schemas.microsoft.com/office/drawing/2017/model3d" xmlns:o="urn:schemas-microsoft-com:office:office" xmlns:oel="http://schemas.microsoft.com/office/2019/extlst" xmlns:r="http://schemas.openxmlformats.org/officeDocument/2006/relationships" xmlns:m="http://schemas.openxmlformats.org/officeDocument/2006/math" xmlns:v="urn:schemas-microsoft-com:vml" xmlns:wp14="http://schemas.microsoft.com/office/word/2010/wordprocessingDrawing" xmlns:wp="http://schemas.openxmlformats.org/drawingml/2006/wordprocessingDrawing" xmlns:w10="urn:schemas-microsoft-com:office:word" xmlns:w="http://schemas.openxmlformats.org/wordprocessingml/2006/main" xmlns:w14="http://schemas.microsoft.com/office/word/2010/wordml" xmlns:w15="http://schemas.microsoft.com/office/word/2012/wordml" xmlns:w16cex="http://schemas.microsoft.com/office/word/2018/wordml/cex" xmlns:w16cid="http://schemas.microsoft.com/office/word/2016/wordml/cid" xmlns:w16="http://schemas.microsoft.com/office/word/2018/wordml" xmlns:w16du="http://schemas.microsoft.com/office/word/2023/wordml/word16du" xmlns:w16sdtdh="http://schemas.microsoft.com/office/word/2020/wordml/sdtdatahash" xmlns:w16sdtfl="http://schemas.microsoft.com/office/word/2024/wordml/sdtformatlock" xmlns:w16se="http://schemas.microsoft.com/office/word/2015/wordml/symex" xmlns:wpg="http://schemas.microsoft.com/office/word/2010/wordprocessingGroup" xmlns:wpi="http://schemas.microsoft.com/office/word/2010/wordprocessingInk" xmlns:wne="http://schemas.microsoft.com/office/word/2006/wordml" xmlns:wps="http://schemas.microsoft.com/office/word/2010/wordprocessingShape" mc:Ignorable="w14 w15 w16se w16cid w16 w16cex w16sdtdh w16sdtfl w16du wp14">
   <w:p>
     <w:pPr>
       <w:pStyle w:val="Header"/>
@@ -211,7 +326,7 @@
 </file>
 
 <file path=word/header2.xml><?xml version="1.0" encoding="utf-8"?>
-<w:hdr xmlns:wpc="http://schemas.microsoft.com/office/word/2010/wordprocessingCanvas" xmlns:cx="http://schemas.microsoft.com/office/drawing/2014/chartex" xmlns:cx1="http://schemas.microsoft.com/office/drawing/2015/9/8/chartex" xmlns:cx2="http://schemas.microsoft.com/office/drawing/2015/10/21/chartex" xmlns:cx3="http://schemas.microsoft.com/office/drawing/2016/5/9/chartex" xmlns:cx4="http://schemas.microsoft.com/office/drawing/2016/5/10/chartex" xmlns:cx5="http://schemas.microsoft.com/office/drawing/2016/5/11/chartex" xmlns:cx6="http://schemas.microsoft.com/office/drawing/2016/5/12/chartex" xmlns:cx7="http://schemas.microsoft.com/office/drawing/2016/5/13/chartex" xmlns:cx8="http://schemas.microsoft.com/office/drawing/2016/5/14/chartex" xmlns:mc="http://schemas.openxmlformats.org/markup-compatibility/2006" xmlns:aink="http://schemas.microsoft.com/office/drawing/2016/ink" xmlns:am3d="http://schemas.microsoft.com/office/drawing/2017/model3d" xmlns:o="urn:schemas-microsoft-com:office:office" xmlns:oel="http://schemas.microsoft.com/office/2019/extlst" xmlns:r="http://schemas.openxmlformats.org/officeDocument/2006/relationships" xmlns:m="http://schemas.openxmlformats.org/officeDocument/2006/math" xmlns:v="urn:schemas-microsoft-com:vml" xmlns:wp14="http://schemas.microsoft.com/office/word/2010/wordprocessingDrawing" xmlns:wp="http://schemas.openxmlformats.org/drawingml/2006/wordprocessingDrawing" xmlns:w10="urn:schemas-microsoft-com:office:word" xmlns:w="http://schemas.openxmlformats.org/wordprocessingml/2006/main" xmlns:w14="http://schemas.microsoft.com/office/word/2010/wordml" xmlns:w15="http://schemas.microsoft.com/office/word/2012/wordml" xmlns:w16cex="http://schemas.microsoft.com/office/word/2018/wordml/cex" xmlns:w16cid="http://schemas.microsoft.com/office/word/2016/wordml/cid" xmlns:w16="http://schemas.microsoft.com/office/word/2018/wordml" xmlns:w16sdtdh="http://schemas.microsoft.com/office/word/2020/wordml/sdtdatahash" xmlns:w16se="http://schemas.microsoft.com/office/word/2015/wordml/symex" xmlns:wpg="http://schemas.microsoft.com/office/word/2010/wordprocessingGroup" xmlns:wpi="http://schemas.microsoft.com/office/word/2010/wordprocessingInk" xmlns:wne="http://schemas.microsoft.com/office/word/2006/wordml" xmlns:wps="http://schemas.microsoft.com/office/word/2010/wordprocessingShape" mc:Ignorable="w14 w15 w16se w16cid w16 w16cex w16sdtdh wp14">
+<w:hdr xmlns:wpc="http://schemas.microsoft.com/office/word/2010/wordprocessingCanvas" xmlns:cx="http://schemas.microsoft.com/office/drawing/2014/chartex" xmlns:cx1="http://schemas.microsoft.com/office/drawing/2015/9/8/chartex" xmlns:cx2="http://schemas.microsoft.com/office/drawing/2015/10/21/chartex" xmlns:cx3="http://schemas.microsoft.com/office/drawing/2016/5/9/chartex" xmlns:cx4="http://schemas.microsoft.com/office/drawing/2016/5/10/chartex" xmlns:cx5="http://schemas.microsoft.com/office/drawing/2016/5/11/chartex" xmlns:cx6="http://schemas.microsoft.com/office/drawing/2016/5/12/chartex" xmlns:cx7="http://schemas.microsoft.com/office/drawing/2016/5/13/chartex" xmlns:cx8="http://schemas.microsoft.com/office/drawing/2016/5/14/chartex" xmlns:mc="http://schemas.openxmlformats.org/markup-compatibility/2006" xmlns:aink="http://schemas.microsoft.com/office/drawing/2016/ink" xmlns:am3d="http://schemas.microsoft.com/office/drawing/2017/model3d" xmlns:o="urn:schemas-microsoft-com:office:office" xmlns:oel="http://schemas.microsoft.com/office/2019/extlst" xmlns:r="http://schemas.openxmlformats.org/officeDocument/2006/relationships" xmlns:m="http://schemas.openxmlformats.org/officeDocument/2006/math" xmlns:v="urn:schemas-microsoft-com:vml" xmlns:wp14="http://schemas.microsoft.com/office/word/2010/wordprocessingDrawing" xmlns:wp="http://schemas.openxmlformats.org/drawingml/2006/wordprocessingDrawing" xmlns:w10="urn:schemas-microsoft-com:office:word" xmlns:w="http://schemas.openxmlformats.org/wordprocessingml/2006/main" xmlns:w14="http://schemas.microsoft.com/office/word/2010/wordml" xmlns:w15="http://schemas.microsoft.com/office/word/2012/wordml" xmlns:w16cex="http://schemas.microsoft.com/office/word/2018/wordml/cex" xmlns:w16cid="http://schemas.microsoft.com/office/word/2016/wordml/cid" xmlns:w16="http://schemas.microsoft.com/office/word/2018/wordml" xmlns:w16du="http://schemas.microsoft.com/office/word/2023/wordml/word16du" xmlns:w16sdtdh="http://schemas.microsoft.com/office/word/2020/wordml/sdtdatahash" xmlns:w16sdtfl="http://schemas.microsoft.com/office/word/2024/wordml/sdtformatlock" xmlns:w16se="http://schemas.microsoft.com/office/word/2015/wordml/symex" xmlns:wpg="http://schemas.microsoft.com/office/word/2010/wordprocessingGroup" xmlns:wpi="http://schemas.microsoft.com/office/word/2010/wordprocessingInk" xmlns:wne="http://schemas.microsoft.com/office/word/2006/wordml" xmlns:wps="http://schemas.microsoft.com/office/word/2010/wordprocessingShape" mc:Ignorable="w14 w15 w16se w16cid w16 w16cex w16sdtdh w16sdtfl w16du wp14">
   <w:p>
     <w:pPr>
       <w:pStyle w:val="Header"/>
@@ -222,7 +337,7 @@
 </file>
 
 <file path=word/header3.xml><?xml version="1.0" encoding="utf-8"?>
-<w:hdr xmlns:wpc="http://schemas.microsoft.com/office/word/2010/wordprocessingCanvas" xmlns:cx="http://schemas.microsoft.com/office/drawing/2014/chartex" xmlns:cx1="http://schemas.microsoft.com/office/drawing/2015/9/8/chartex" xmlns:cx2="http://schemas.microsoft.com/office/drawing/2015/10/21/chartex" xmlns:cx3="http://schemas.microsoft.com/office/drawing/2016/5/9/chartex" xmlns:cx4="http://schemas.microsoft.com/office/drawing/2016/5/10/chartex" xmlns:cx5="http://schemas.microsoft.com/office/drawing/2016/5/11/chartex" xmlns:cx6="http://schemas.microsoft.com/office/drawing/2016/5/12/chartex" xmlns:cx7="http://schemas.microsoft.com/office/drawing/2016/5/13/chartex" xmlns:cx8="http://schemas.microsoft.com/office/drawing/2016/5/14/chartex" xmlns:mc="http://schemas.openxmlformats.org/markup-compatibility/2006" xmlns:aink="http://schemas.microsoft.com/office/drawing/2016/ink" xmlns:am3d="http://schemas.microsoft.com/office/drawing/2017/model3d" xmlns:o="urn:schemas-microsoft-com:office:office" xmlns:oel="http://schemas.microsoft.com/office/2019/extlst" xmlns:r="http://schemas.openxmlformats.org/officeDocument/2006/relationships" xmlns:m="http://schemas.openxmlformats.org/officeDocument/2006/math" xmlns:v="urn:schemas-microsoft-com:vml" xmlns:wp14="http://schemas.microsoft.com/office/word/2010/wordprocessingDrawing" xmlns:wp="http://schemas.openxmlformats.org/drawingml/2006/wordprocessingDrawing" xmlns:w10="urn:schemas-microsoft-com:office:word" xmlns:w="http://schemas.openxmlformats.org/wordprocessingml/2006/main" xmlns:w14="http://schemas.microsoft.com/office/word/2010/wordml" xmlns:w15="http://schemas.microsoft.com/office/word/2012/wordml" xmlns:w16cex="http://schemas.microsoft.com/office/word/2018/wordml/cex" xmlns:w16cid="http://schemas.microsoft.com/office/word/2016/wordml/cid" xmlns:w16="http://schemas.microsoft.com/office/word/2018/wordml" xmlns:w16sdtdh="http://schemas.microsoft.com/office/word/2020/wordml/sdtdatahash" xmlns:w16se="http://schemas.microsoft.com/office/word/2015/wordml/symex" xmlns:wpg="http://schemas.microsoft.com/office/word/2010/wordprocessingGroup" xmlns:wpi="http://schemas.microsoft.com/office/word/2010/wordprocessingInk" xmlns:wne="http://schemas.microsoft.com/office/word/2006/wordml" xmlns:wps="http://schemas.microsoft.com/office/word/2010/wordprocessingShape" mc:Ignorable="w14 w15 w16se w16cid w16 w16cex w16sdtdh wp14">
+<w:hdr xmlns:wpc="http://schemas.microsoft.com/office/word/2010/wordprocessingCanvas" xmlns:cx="http://schemas.microsoft.com/office/drawing/2014/chartex" xmlns:cx1="http://schemas.microsoft.com/office/drawing/2015/9/8/chartex" xmlns:cx2="http://schemas.microsoft.com/office/drawing/2015/10/21/chartex" xmlns:cx3="http://schemas.microsoft.com/office/drawing/2016/5/9/chartex" xmlns:cx4="http://schemas.microsoft.com/office/drawing/2016/5/10/chartex" xmlns:cx5="http://schemas.microsoft.com/office/drawing/2016/5/11/chartex" xmlns:cx6="http://schemas.microsoft.com/office/drawing/2016/5/12/chartex" xmlns:cx7="http://schemas.microsoft.com/office/drawing/2016/5/13/chartex" xmlns:cx8="http://schemas.microsoft.com/office/drawing/2016/5/14/chartex" xmlns:mc="http://schemas.openxmlformats.org/markup-compatibility/2006" xmlns:aink="http://schemas.microsoft.com/office/drawing/2016/ink" xmlns:am3d="http://schemas.microsoft.com/office/drawing/2017/model3d" xmlns:o="urn:schemas-microsoft-com:office:office" xmlns:oel="http://schemas.microsoft.com/office/2019/extlst" xmlns:r="http://schemas.openxmlformats.org/officeDocument/2006/relationships" xmlns:m="http://schemas.openxmlformats.org/officeDocument/2006/math" xmlns:v="urn:schemas-microsoft-com:vml" xmlns:wp14="http://schemas.microsoft.com/office/word/2010/wordprocessingDrawing" xmlns:wp="http://schemas.openxmlformats.org/drawingml/2006/wordprocessingDrawing" xmlns:w10="urn:schemas-microsoft-com:office:word" xmlns:w="http://schemas.openxmlformats.org/wordprocessingml/2006/main" xmlns:w14="http://schemas.microsoft.com/office/word/2010/wordml" xmlns:w15="http://schemas.microsoft.com/office/word/2012/wordml" xmlns:w16cex="http://schemas.microsoft.com/office/word/2018/wordml/cex" xmlns:w16cid="http://schemas.microsoft.com/office/word/2016/wordml/cid" xmlns:w16="http://schemas.microsoft.com/office/word/2018/wordml" xmlns:w16du="http://schemas.microsoft.com/office/word/2023/wordml/word16du" xmlns:w16sdtdh="http://schemas.microsoft.com/office/word/2020/wordml/sdtdatahash" xmlns:w16sdtfl="http://schemas.microsoft.com/office/word/2024/wordml/sdtformatlock" xmlns:w16se="http://schemas.microsoft.com/office/word/2015/wordml/symex" xmlns:wpg="http://schemas.microsoft.com/office/word/2010/wordprocessingGroup" xmlns:wpi="http://schemas.microsoft.com/office/word/2010/wordprocessingInk" xmlns:wne="http://schemas.microsoft.com/office/word/2006/wordml" xmlns:wps="http://schemas.microsoft.com/office/word/2010/wordprocessingShape" mc:Ignorable="w14 w15 w16se w16cid w16 w16cex w16sdtdh w16sdtfl w16du wp14">
   <w:p>
     <w:pPr>
       <w:pStyle w:val="Header"/>
@@ -231,7 +346,7 @@
     <w:r>
       <w:tab/>
       <w:tab/>
-      <w:t>2026-06-17</w:t>
+      <w:t>2026-06-18</w:t>
       <w:br/>
       <w:br/>
     </w:r>
@@ -244,7 +359,7 @@
 </file>
 
 <file path=word/numbering.xml><?xml version="1.0" encoding="utf-8"?>
-<w:numbering xmlns:wpc="http://schemas.microsoft.com/office/word/2010/wordprocessingCanvas" xmlns:cx="http://schemas.microsoft.com/office/drawing/2014/chartex" xmlns:cx1="http://schemas.microsoft.com/office/drawing/2015/9/8/chartex" xmlns:cx2="http://schemas.microsoft.com/office/drawing/2015/10/21/chartex" xmlns:cx3="http://schemas.microsoft.com/office/drawing/2016/5/9/chartex" xmlns:cx4="http://schemas.microsoft.com/office/drawing/2016/5/10/chartex" xmlns:cx5="http://schemas.microsoft.com/office/drawing/2016/5/11/chartex" xmlns:cx6="http://schemas.microsoft.com/office/drawing/2016/5/12/chartex" xmlns:cx7="http://schemas.microsoft.com/office/drawing/2016/5/13/chartex" xmlns:cx8="http://schemas.microsoft.com/office/drawing/2016/5/14/chartex" xmlns:mc="http://schemas.openxmlformats.org/markup-compatibility/2006" xmlns:aink="http://schemas.microsoft.com/office/drawing/2016/ink" xmlns:am3d="http://schemas.microsoft.com/office/drawing/2017/model3d" xmlns:o="urn:schemas-microsoft-com:office:office" xmlns:oel="http://schemas.microsoft.com/office/2019/extlst" xmlns:r="http://schemas.openxmlformats.org/officeDocument/2006/relationships" xmlns:m="http://schemas.openxmlformats.org/officeDocument/2006/math" xmlns:v="urn:schemas-microsoft-com:vml" xmlns:wp14="http://schemas.microsoft.com/office/word/2010/wordprocessingDrawing" xmlns:wp="http://schemas.openxmlformats.org/drawingml/2006/wordprocessingDrawing" xmlns:w10="urn:schemas-microsoft-com:office:word" xmlns:w="http://schemas.openxmlformats.org/wordprocessingml/2006/main" xmlns:w14="http://schemas.microsoft.com/office/word/2010/wordml" xmlns:w15="http://schemas.microsoft.com/office/word/2012/wordml" xmlns:w16cex="http://schemas.microsoft.com/office/word/2018/wordml/cex" xmlns:w16cid="http://schemas.microsoft.com/office/word/2016/wordml/cid" xmlns:w16="http://schemas.microsoft.com/office/word/2018/wordml" xmlns:w16sdtdh="http://schemas.microsoft.com/office/word/2020/wordml/sdtdatahash" xmlns:w16se="http://schemas.microsoft.com/office/word/2015/wordml/symex" xmlns:wpg="http://schemas.microsoft.com/office/word/2010/wordprocessingGroup" xmlns:wpi="http://schemas.microsoft.com/office/word/2010/wordprocessingInk" xmlns:wne="http://schemas.microsoft.com/office/word/2006/wordml" xmlns:wps="http://schemas.microsoft.com/office/word/2010/wordprocessingShape" mc:Ignorable="w14 w15 w16se w16cid w16 w16cex w16sdtdh wp14">
+<w:numbering xmlns:wpc="http://schemas.microsoft.com/office/word/2010/wordprocessingCanvas" xmlns:cx="http://schemas.microsoft.com/office/drawing/2014/chartex" xmlns:cx1="http://schemas.microsoft.com/office/drawing/2015/9/8/chartex" xmlns:cx2="http://schemas.microsoft.com/office/drawing/2015/10/21/chartex" xmlns:cx3="http://schemas.microsoft.com/office/drawing/2016/5/9/chartex" xmlns:cx4="http://schemas.microsoft.com/office/drawing/2016/5/10/chartex" xmlns:cx5="http://schemas.microsoft.com/office/drawing/2016/5/11/chartex" xmlns:cx6="http://schemas.microsoft.com/office/drawing/2016/5/12/chartex" xmlns:cx7="http://schemas.microsoft.com/office/drawing/2016/5/13/chartex" xmlns:cx8="http://schemas.microsoft.com/office/drawing/2016/5/14/chartex" xmlns:mc="http://schemas.openxmlformats.org/markup-compatibility/2006" xmlns:aink="http://schemas.microsoft.com/office/drawing/2016/ink" xmlns:am3d="http://schemas.microsoft.com/office/drawing/2017/model3d" xmlns:o="urn:schemas-microsoft-com:office:office" xmlns:oel="http://schemas.microsoft.com/office/2019/extlst" xmlns:r="http://schemas.openxmlformats.org/officeDocument/2006/relationships" xmlns:m="http://schemas.openxmlformats.org/officeDocument/2006/math" xmlns:v="urn:schemas-microsoft-com:vml" xmlns:wp14="http://schemas.microsoft.com/office/word/2010/wordprocessingDrawing" xmlns:wp="http://schemas.openxmlformats.org/drawingml/2006/wordprocessingDrawing" xmlns:w10="urn:schemas-microsoft-com:office:word" xmlns:w="http://schemas.openxmlformats.org/wordprocessingml/2006/main" xmlns:w14="http://schemas.microsoft.com/office/word/2010/wordml" xmlns:w15="http://schemas.microsoft.com/office/word/2012/wordml" xmlns:w16cex="http://schemas.microsoft.com/office/word/2018/wordml/cex" xmlns:w16cid="http://schemas.microsoft.com/office/word/2016/wordml/cid" xmlns:w16="http://schemas.microsoft.com/office/word/2018/wordml" xmlns:w16du="http://schemas.microsoft.com/office/word/2023/wordml/word16du" xmlns:w16sdtdh="http://schemas.microsoft.com/office/word/2020/wordml/sdtdatahash" xmlns:w16sdtfl="http://schemas.microsoft.com/office/word/2024/wordml/sdtformatlock" xmlns:w16se="http://schemas.microsoft.com/office/word/2015/wordml/symex" xmlns:wpg="http://schemas.microsoft.com/office/word/2010/wordprocessingGroup" xmlns:wpi="http://schemas.microsoft.com/office/word/2010/wordprocessingInk" xmlns:wne="http://schemas.microsoft.com/office/word/2006/wordml" xmlns:wps="http://schemas.microsoft.com/office/word/2010/wordprocessingShape" mc:Ignorable="w14 w15 w16se w16cid w16 w16cex w16sdtdh w16sdtfl w16du wp14">
   <w:abstractNum w:abstractNumId="0" w15:restartNumberingAfterBreak="0">
     <w:nsid w:val="FFFFFF7C"/>
     <w:multiLevelType w:val="singleLevel"/>
@@ -447,7 +562,7 @@
 </file>
 
 <file path=word/styles.xml><?xml version="1.0" encoding="utf-8"?>
-<w:styles xmlns:mc="http://schemas.openxmlformats.org/markup-compatibility/2006" xmlns:r="http://schemas.openxmlformats.org/officeDocument/2006/relationships" xmlns:w="http://schemas.openxmlformats.org/wordprocessingml/2006/main" xmlns:w14="http://schemas.microsoft.com/office/word/2010/wordml" xmlns:w15="http://schemas.microsoft.com/office/word/2012/wordml" xmlns:w16cex="http://schemas.microsoft.com/office/word/2018/wordml/cex" xmlns:w16cid="http://schemas.microsoft.com/office/word/2016/wordml/cid" xmlns:w16="http://schemas.microsoft.com/office/word/2018/wordml" xmlns:w16sdtdh="http://schemas.microsoft.com/office/word/2020/wordml/sdtdatahash" xmlns:w16se="http://schemas.microsoft.com/office/word/2015/wordml/symex" mc:Ignorable="w14 w15 w16se w16cid w16 w16cex w16sdtdh">
+<w:styles xmlns:mc="http://schemas.openxmlformats.org/markup-compatibility/2006" xmlns:r="http://schemas.openxmlformats.org/officeDocument/2006/relationships" xmlns:w="http://schemas.openxmlformats.org/wordprocessingml/2006/main" xmlns:w14="http://schemas.microsoft.com/office/word/2010/wordml" xmlns:w15="http://schemas.microsoft.com/office/word/2012/wordml" xmlns:w16cex="http://schemas.microsoft.com/office/word/2018/wordml/cex" xmlns:w16cid="http://schemas.microsoft.com/office/word/2016/wordml/cid" xmlns:w16="http://schemas.microsoft.com/office/word/2018/wordml" xmlns:w16du="http://schemas.microsoft.com/office/word/2023/wordml/word16du" xmlns:w16sdtdh="http://schemas.microsoft.com/office/word/2020/wordml/sdtdatahash" xmlns:w16sdtfl="http://schemas.microsoft.com/office/word/2024/wordml/sdtformatlock" xmlns:w16se="http://schemas.microsoft.com/office/word/2015/wordml/symex" mc:Ignorable="w14 w15 w16se w16cid w16 w16cex w16sdtdh w16sdtfl w16du">
   <w:docDefaults>
     <w:rPrDefault>
       <w:rPr>
@@ -1205,7 +1320,7 @@
     <w:link w:val="TitleChar"/>
     <w:uiPriority w:val="10"/>
     <w:qFormat/>
-    <w:rsid w:val="007106C8"/>
+    <w:rsid w:val="00E854FA"/>
     <w:pPr>
       <w:spacing w:after="300" w:line="240" w:lineRule="auto"/>
       <w:contextualSpacing/>
@@ -1215,7 +1330,7 @@
       <w:rFonts w:eastAsiaTheme="majorEastAsia" w:cstheme="majorBidi"/>
       <w:spacing w:val="5"/>
       <w:kern w:val="28"/>
-      <w:sz w:val="52"/>
+      <w:sz w:val="40"/>
       <w:szCs w:val="52"/>
       <w:lang w:val="sv-SE" w:eastAsia="en-US" w:bidi="ar-SA"/>
     </w:rPr>
@@ -1225,12 +1340,12 @@
     <w:basedOn w:val="DefaultParagraphFont"/>
     <w:link w:val="Title"/>
     <w:uiPriority w:val="10"/>
-    <w:rsid w:val="007106C8"/>
+    <w:rsid w:val="00E854FA"/>
     <w:rPr>
       <w:rFonts w:ascii="Times New Roman" w:eastAsiaTheme="majorEastAsia" w:hAnsi="Times New Roman" w:cstheme="majorBidi"/>
       <w:spacing w:val="5"/>
       <w:kern w:val="28"/>
-      <w:sz w:val="52"/>
+      <w:sz w:val="40"/>
       <w:szCs w:val="52"/>
       <w:lang w:val="sv-SE" w:eastAsia="en-US" w:bidi="ar-SA"/>
     </w:rPr>

--- a/tillsyn/A 16312-2026 tillsynsbegäran.docx
+++ b/tillsyn/A 16312-2026 tillsynsbegäran.docx
@@ -346,7 +346,7 @@
     <w:r>
       <w:tab/>
       <w:tab/>
-      <w:t>2026-06-18</w:t>
+      <w:t>2026-06-19</w:t>
       <w:br/>
       <w:br/>
     </w:r>

--- a/tillsyn/A 16312-2026 tillsynsbegäran.docx
+++ b/tillsyn/A 16312-2026 tillsynsbegäran.docx
@@ -346,7 +346,7 @@
     <w:r>
       <w:tab/>
       <w:tab/>
-      <w:t>2026-06-19</w:t>
+      <w:t>2026-06-20</w:t>
       <w:br/>
       <w:br/>
     </w:r>

--- a/tillsyn/A 16312-2026 tillsynsbegäran.docx
+++ b/tillsyn/A 16312-2026 tillsynsbegäran.docx
@@ -12,10 +12,7 @@
     </w:p>
     <w:p>
       <w:r>
-        <w:t>Detta dokument behandlar höga naturvärden i avverkningsanmälan A 16312-2026 i Karlskrona kommun som inkom 2026-03-30 och omfattar 1,9 ha.</w:t>
-      </w:r>
-      <w:r>
-        <w:t xml:space="preserve"> I Figur 1 visas fyndplatser för naturvårdsarter i området, som finns registrerade på Artportalen.</w:t>
+        <w:t>Denna tillsynsbegäran behandlar höga naturvärden i avverkningsanmälan A 16312-2026 i Karlskrona kommun som inkom 2026-03-30 och omfattar 1,9 ha.</w:t>
       </w:r>
     </w:p>
     <w:p>
@@ -63,7 +60,20 @@
         <w:spacing w:after="240"/>
       </w:pPr>
       <w:r>
-        <w:t>Figur 1. Fyndplatser för naturvårdsarter i och inom 17 meter från avverkningsanmälan (röd linje). Inom parentes anges rödlistekategorier, S för signalarter, Tför typiska arter och fridlysningsparagrafer i artskyddsförordningen.Markörer utan svart kant är placerade på fyndplatsen. Markörer med svart kant är placerade vid sidan av fyndplatsen och har ett svart streck som visar fyndplatsens exakta position. Kartans mittpunktskoordinat är N 6236035, E 555946 i SWEREF 99 TM.</w:t>
+        <w:t>Figur 1. Fyndplatser för naturvårdsarter i och inom 17 meter från avverkningsanmälan. Markörer utan svart kant är placerade på fyndplatsen. Markörer med svart kant är placerade vid sidan av fyndplatsen har ett svart streck som visar fyndplatsens exakta position. Kartans mittpunktskoordinat är N 6236035, E 555946 i SWEREF 99 TM.</w:t>
+      </w:r>
+    </w:p>
+    <w:p>
+      <w:r>
+        <w:t>I och inom 17 meter från avverkningsanmälan finns fynd av 4 naturvårdsarter, varav 1 är rödlistad och 3 är fridlysta: rödlånke (NT), hasselmus (§4a), långbensgroda (§4a) och vanlig padda (§6). Se Figur 1.</w:t>
+      </w:r>
+    </w:p>
+    <w:p>
+      <w:pPr>
+        <w:pStyle w:val="Heading1"/>
+      </w:pPr>
+      <w:r>
+        <w:t>Tillsynsbegäran</w:t>
       </w:r>
     </w:p>
     <w:p>
@@ -77,39 +87,16 @@
       </w:r>
     </w:p>
     <w:p>
-      <w:r>
-        <w:t>Nedan beskrivs fynd av naturvårdsarter och fridlysta arter som gjorts i det avverkningsanmälda området. I BILAGA 1 finns artfakta om fridlysta arter.</w:t>
-      </w:r>
-    </w:p>
-    <w:p>
       <w:pPr>
         <w:pStyle w:val="Heading1"/>
       </w:pPr>
       <w:r>
-        <w:t>Naturvårdsarter</w:t>
+        <w:t>Naturvårdsarter och fridlysta arter</w:t>
       </w:r>
     </w:p>
     <w:p>
       <w:r>
-        <w:t>I och inom 17 meter från avverkningsanmälan har följande 4 naturvårdsarter hittats: rödlånke (NT), hasselmus (§4a), långbensgroda (§4a) och vanlig padda (§6). Av dessa är 1 rödlistade. För rödlistade arter har rödlistekategorin angivits inom parentes. För fridlysta arter anges även paragrafen i Artskyddsförordningen som arten är fridlyst enligt.</w:t>
-      </w:r>
-    </w:p>
-    <w:p>
-      <w:r>
-        <w:t>De påträffade naturvårdsarterna är ett tydligt kvitto på att det rör sig om en skog med höga naturvärden.</w:t>
-      </w:r>
-    </w:p>
-    <w:p>
-      <w:pPr>
-        <w:pStyle w:val="Heading2"/>
-      </w:pPr>
-      <w:r>
-        <w:t>Fridlysta arter</w:t>
-      </w:r>
-    </w:p>
-    <w:p>
-      <w:r>
-        <w:t>Följande fridlysta arter har sina livsmiljöer och växtplatser i den avverkningsanmälda skogen: hasselmus (§4a), långbensgroda (§4a) och vanlig padda (§6).</w:t>
+        <w:t>Nedan följer beskrivningar av de naturvårdsarter och fridlysta arter som har sina livsmiljöer och växtplatser i den avverkningsanmälda skogen. Se även ytterligare artfakta i BILAGA 1. De påträffade naturvårdsarterna är ett tydligt kvitto på att det rör sig om en skog med höga naturvärden.</w:t>
       </w:r>
     </w:p>
     <w:p>
@@ -121,19 +108,6 @@
       </w:r>
       <w:r>
         <w:t>är strikt skyddad enligt EU:s art- och habitatdirektiv vilket innebär att hela dess livsmiljö ska bevaras.  I Sverige förekommer arten uteslutande i och invid större skogsområden, oftast med betydande lövinslag där den leker i små grunda kärr och permanenta vatten. Kalavverkning av långbensgrodans livsmiljöer bör undvikas och eventuellt skogsbruk ska ske skonsamt genom försiktig gallring och upptagning av mindre gläntor. Arten omfattas av ett åtgärdsprogram för hotade arter (ÅGP) (SLU Artdatabanken, 2026; Ahlén, 2013).</w:t>
-      </w:r>
-    </w:p>
-    <w:p>
-      <w:r>
-        <w:t>I BILAGA 1 finns mer detaljerad information om ekologi samt krav på livsmiljö hos fridlysta arter.</w:t>
-      </w:r>
-    </w:p>
-    <w:p>
-      <w:pPr>
-        <w:pStyle w:val="Heading2"/>
-      </w:pPr>
-      <w:r>
-        <w:t>Övriga naturvårdsarter</w:t>
       </w:r>
     </w:p>
     <w:p>
@@ -346,7 +320,7 @@
     <w:r>
       <w:tab/>
       <w:tab/>
-      <w:t>2026-06-20</w:t>
+      <w:t>2026-06-21</w:t>
       <w:br/>
       <w:br/>
     </w:r>

--- a/tillsyn/A 16312-2026 tillsynsbegäran.docx
+++ b/tillsyn/A 16312-2026 tillsynsbegäran.docx
@@ -320,7 +320,7 @@
     <w:r>
       <w:tab/>
       <w:tab/>
-      <w:t>2026-06-21</w:t>
+      <w:t>2026-06-22</w:t>
       <w:br/>
       <w:br/>
     </w:r>

--- a/tillsyn/A 16312-2026 tillsynsbegäran.docx
+++ b/tillsyn/A 16312-2026 tillsynsbegäran.docx
@@ -320,7 +320,7 @@
     <w:r>
       <w:tab/>
       <w:tab/>
-      <w:t>2026-06-22</w:t>
+      <w:t>2026-06-23</w:t>
       <w:br/>
       <w:br/>
     </w:r>

--- a/tillsyn/A 16312-2026 tillsynsbegäran.docx
+++ b/tillsyn/A 16312-2026 tillsynsbegäran.docx
@@ -320,7 +320,7 @@
     <w:r>
       <w:tab/>
       <w:tab/>
-      <w:t>2026-06-23</w:t>
+      <w:t>2026-06-24</w:t>
       <w:br/>
       <w:br/>
     </w:r>

--- a/tillsyn/A 16312-2026 tillsynsbegäran.docx
+++ b/tillsyn/A 16312-2026 tillsynsbegäran.docx
@@ -320,7 +320,7 @@
     <w:r>
       <w:tab/>
       <w:tab/>
-      <w:t>2026-06-24</w:t>
+      <w:t>2026-06-25</w:t>
       <w:br/>
       <w:br/>
     </w:r>

--- a/tillsyn/A 16312-2026 tillsynsbegäran.docx
+++ b/tillsyn/A 16312-2026 tillsynsbegäran.docx
@@ -320,7 +320,7 @@
     <w:r>
       <w:tab/>
       <w:tab/>
-      <w:t>2026-06-25</w:t>
+      <w:t>2026-06-26</w:t>
       <w:br/>
       <w:br/>
     </w:r>

--- a/tillsyn/A 16312-2026 tillsynsbegäran.docx
+++ b/tillsyn/A 16312-2026 tillsynsbegäran.docx
@@ -320,7 +320,7 @@
     <w:r>
       <w:tab/>
       <w:tab/>
-      <w:t>2026-06-26</w:t>
+      <w:t>2026-06-27</w:t>
       <w:br/>
       <w:br/>
     </w:r>

--- a/tillsyn/A 16312-2026 tillsynsbegäran.docx
+++ b/tillsyn/A 16312-2026 tillsynsbegäran.docx
@@ -320,7 +320,7 @@
     <w:r>
       <w:tab/>
       <w:tab/>
-      <w:t>2026-06-27</w:t>
+      <w:t>2026-06-28</w:t>
       <w:br/>
       <w:br/>
     </w:r>

--- a/tillsyn/A 16312-2026 tillsynsbegäran.docx
+++ b/tillsyn/A 16312-2026 tillsynsbegäran.docx
@@ -320,7 +320,7 @@
     <w:r>
       <w:tab/>
       <w:tab/>
-      <w:t>2026-06-28</w:t>
+      <w:t>2026-06-29</w:t>
       <w:br/>
       <w:br/>
     </w:r>

--- a/tillsyn/A 16312-2026 tillsynsbegäran.docx
+++ b/tillsyn/A 16312-2026 tillsynsbegäran.docx
@@ -320,7 +320,7 @@
     <w:r>
       <w:tab/>
       <w:tab/>
-      <w:t>2026-06-29</w:t>
+      <w:t>2026-06-30</w:t>
       <w:br/>
       <w:br/>
     </w:r>

--- a/tillsyn/A 16312-2026 tillsynsbegäran.docx
+++ b/tillsyn/A 16312-2026 tillsynsbegäran.docx
@@ -320,7 +320,7 @@
     <w:r>
       <w:tab/>
       <w:tab/>
-      <w:t>2026-06-30</w:t>
+      <w:t>2026-07-01</w:t>
       <w:br/>
       <w:br/>
     </w:r>

--- a/tillsyn/A 16312-2026 tillsynsbegäran.docx
+++ b/tillsyn/A 16312-2026 tillsynsbegäran.docx
@@ -320,7 +320,7 @@
     <w:r>
       <w:tab/>
       <w:tab/>
-      <w:t>2026-07-01</w:t>
+      <w:t>2026-07-02</w:t>
       <w:br/>
       <w:br/>
     </w:r>

--- a/tillsyn/A 16312-2026 tillsynsbegäran.docx
+++ b/tillsyn/A 16312-2026 tillsynsbegäran.docx
@@ -320,7 +320,7 @@
     <w:r>
       <w:tab/>
       <w:tab/>
-      <w:t>2026-07-13</w:t>
+      <w:t>2026-07-14</w:t>
       <w:br/>
       <w:br/>
     </w:r>

--- a/tillsyn/A 16312-2026 tillsynsbegäran.docx
+++ b/tillsyn/A 16312-2026 tillsynsbegäran.docx
@@ -320,7 +320,7 @@
     <w:r>
       <w:tab/>
       <w:tab/>
-      <w:t>2026-07-14</w:t>
+      <w:t>2026-07-15</w:t>
       <w:br/>
       <w:br/>
     </w:r>

--- a/tillsyn/A 16312-2026 tillsynsbegäran.docx
+++ b/tillsyn/A 16312-2026 tillsynsbegäran.docx
@@ -320,7 +320,7 @@
     <w:r>
       <w:tab/>
       <w:tab/>
-      <w:t>2026-07-15</w:t>
+      <w:t>2026-07-16</w:t>
       <w:br/>
       <w:br/>
     </w:r>

--- a/tillsyn/A 16312-2026 tillsynsbegäran.docx
+++ b/tillsyn/A 16312-2026 tillsynsbegäran.docx
@@ -320,7 +320,7 @@
     <w:r>
       <w:tab/>
       <w:tab/>
-      <w:t>2026-07-16</w:t>
+      <w:t>2026-07-17</w:t>
       <w:br/>
       <w:br/>
     </w:r>

--- a/tillsyn/A 16312-2026 tillsynsbegäran.docx
+++ b/tillsyn/A 16312-2026 tillsynsbegäran.docx
@@ -320,7 +320,7 @@
     <w:r>
       <w:tab/>
       <w:tab/>
-      <w:t>2026-07-17</w:t>
+      <w:t>2026-07-18</w:t>
       <w:br/>
       <w:br/>
     </w:r>

--- a/tillsyn/A 16312-2026 tillsynsbegäran.docx
+++ b/tillsyn/A 16312-2026 tillsynsbegäran.docx
@@ -320,7 +320,7 @@
     <w:r>
       <w:tab/>
       <w:tab/>
-      <w:t>2026-07-18</w:t>
+      <w:t>2026-07-19</w:t>
       <w:br/>
       <w:br/>
     </w:r>

--- a/tillsyn/A 16312-2026 tillsynsbegäran.docx
+++ b/tillsyn/A 16312-2026 tillsynsbegäran.docx
@@ -320,7 +320,7 @@
     <w:r>
       <w:tab/>
       <w:tab/>
-      <w:t>2026-07-19</w:t>
+      <w:t>2026-07-20</w:t>
       <w:br/>
       <w:br/>
     </w:r>

--- a/tillsyn/A 16312-2026 tillsynsbegäran.docx
+++ b/tillsyn/A 16312-2026 tillsynsbegäran.docx
@@ -320,7 +320,7 @@
     <w:r>
       <w:tab/>
       <w:tab/>
-      <w:t>2026-07-20</w:t>
+      <w:t>2026-07-21</w:t>
       <w:br/>
       <w:br/>
     </w:r>

--- a/tillsyn/A 16312-2026 tillsynsbegäran.docx
+++ b/tillsyn/A 16312-2026 tillsynsbegäran.docx
@@ -320,7 +320,7 @@
     <w:r>
       <w:tab/>
       <w:tab/>
-      <w:t>2026-07-21</w:t>
+      <w:t>2026-07-22</w:t>
       <w:br/>
       <w:br/>
     </w:r>

--- a/tillsyn/A 16312-2026 tillsynsbegäran.docx
+++ b/tillsyn/A 16312-2026 tillsynsbegäran.docx
@@ -320,7 +320,7 @@
     <w:r>
       <w:tab/>
       <w:tab/>
-      <w:t>2026-07-22</w:t>
+      <w:t>2026-07-23</w:t>
       <w:br/>
       <w:br/>
     </w:r>

--- a/tillsyn/A 16312-2026 tillsynsbegäran.docx
+++ b/tillsyn/A 16312-2026 tillsynsbegäran.docx
@@ -320,7 +320,7 @@
     <w:r>
       <w:tab/>
       <w:tab/>
-      <w:t>2026-07-23</w:t>
+      <w:t>2026-07-24</w:t>
       <w:br/>
       <w:br/>
     </w:r>

--- a/tillsyn/A 16312-2026 tillsynsbegäran.docx
+++ b/tillsyn/A 16312-2026 tillsynsbegäran.docx
@@ -320,7 +320,7 @@
     <w:r>
       <w:tab/>
       <w:tab/>
-      <w:t>2026-07-24</w:t>
+      <w:t>2026-07-25</w:t>
       <w:br/>
       <w:br/>
     </w:r>

--- a/tillsyn/A 16312-2026 tillsynsbegäran.docx
+++ b/tillsyn/A 16312-2026 tillsynsbegäran.docx
@@ -320,7 +320,7 @@
     <w:r>
       <w:tab/>
       <w:tab/>
-      <w:t>2026-07-25</w:t>
+      <w:t>2026-07-26</w:t>
       <w:br/>
       <w:br/>
     </w:r>

--- a/tillsyn/A 16312-2026 tillsynsbegäran.docx
+++ b/tillsyn/A 16312-2026 tillsynsbegäran.docx
@@ -320,7 +320,7 @@
     <w:r>
       <w:tab/>
       <w:tab/>
-      <w:t>2026-07-26</w:t>
+      <w:t>2026-07-27</w:t>
       <w:br/>
       <w:br/>
     </w:r>

--- a/tillsyn/A 16312-2026 tillsynsbegäran.docx
+++ b/tillsyn/A 16312-2026 tillsynsbegäran.docx
@@ -320,7 +320,7 @@
     <w:r>
       <w:tab/>
       <w:tab/>
-      <w:t>2026-07-27</w:t>
+      <w:t>2026-07-28</w:t>
       <w:br/>
       <w:br/>
     </w:r>

--- a/tillsyn/A 16312-2026 tillsynsbegäran.docx
+++ b/tillsyn/A 16312-2026 tillsynsbegäran.docx
@@ -320,7 +320,7 @@
     <w:r>
       <w:tab/>
       <w:tab/>
-      <w:t>2026-07-28</w:t>
+      <w:t>2026-07-29</w:t>
       <w:br/>
       <w:br/>
     </w:r>

--- a/tillsyn/A 16312-2026 tillsynsbegäran.docx
+++ b/tillsyn/A 16312-2026 tillsynsbegäran.docx
@@ -320,7 +320,7 @@
     <w:r>
       <w:tab/>
       <w:tab/>
-      <w:t>2026-07-29</w:t>
+      <w:t>2026-07-30</w:t>
       <w:br/>
       <w:br/>
     </w:r>

--- a/tillsyn/A 16312-2026 tillsynsbegäran.docx
+++ b/tillsyn/A 16312-2026 tillsynsbegäran.docx
@@ -320,7 +320,7 @@
     <w:r>
       <w:tab/>
       <w:tab/>
-      <w:t>2026-07-30</w:t>
+      <w:t>2026-07-31</w:t>
       <w:br/>
       <w:br/>
     </w:r>

--- a/tillsyn/A 16312-2026 tillsynsbegäran.docx
+++ b/tillsyn/A 16312-2026 tillsynsbegäran.docx
@@ -320,7 +320,7 @@
     <w:r>
       <w:tab/>
       <w:tab/>
-      <w:t>2026-07-31</w:t>
+      <w:t>2026-08-01</w:t>
       <w:br/>
       <w:br/>
     </w:r>

--- a/tillsyn/A 16312-2026 tillsynsbegäran.docx
+++ b/tillsyn/A 16312-2026 tillsynsbegäran.docx
@@ -320,7 +320,7 @@
     <w:r>
       <w:tab/>
       <w:tab/>
-      <w:t>2026-08-01</w:t>
+      <w:t>2026-08-02</w:t>
       <w:br/>
       <w:br/>
     </w:r>

--- a/tillsyn/A 16312-2026 tillsynsbegäran.docx
+++ b/tillsyn/A 16312-2026 tillsynsbegäran.docx
@@ -320,7 +320,7 @@
     <w:r>
       <w:tab/>
       <w:tab/>
-      <w:t>2026-08-02</w:t>
+      <w:t>2026-08-03</w:t>
       <w:br/>
       <w:br/>
     </w:r>

--- a/tillsyn/A 16312-2026 tillsynsbegäran.docx
+++ b/tillsyn/A 16312-2026 tillsynsbegäran.docx
@@ -320,7 +320,7 @@
     <w:r>
       <w:tab/>
       <w:tab/>
-      <w:t>2026-08-03</w:t>
+      <w:t>2026-08-05</w:t>
       <w:br/>
       <w:br/>
     </w:r>

--- a/tillsyn/A 16312-2026 tillsynsbegäran.docx
+++ b/tillsyn/A 16312-2026 tillsynsbegäran.docx
@@ -320,7 +320,7 @@
     <w:r>
       <w:tab/>
       <w:tab/>
-      <w:t>2026-08-05</w:t>
+      <w:t>2026-08-07</w:t>
       <w:br/>
       <w:br/>
     </w:r>

--- a/tillsyn/A 16312-2026 tillsynsbegäran.docx
+++ b/tillsyn/A 16312-2026 tillsynsbegäran.docx
@@ -320,7 +320,7 @@
     <w:r>
       <w:tab/>
       <w:tab/>
-      <w:t>2026-08-07</w:t>
+      <w:t>2026-08-08</w:t>
       <w:br/>
       <w:br/>
     </w:r>

--- a/tillsyn/A 16312-2026 tillsynsbegäran.docx
+++ b/tillsyn/A 16312-2026 tillsynsbegäran.docx
@@ -60,7 +60,7 @@
         <w:spacing w:after="240"/>
       </w:pPr>
       <w:r>
-        <w:t>Figur 1. Fyndplatser för naturvårdsarter i och inom 17 meter från avverkningsanmälan. Markörer utan svart kant är placerade på fyndplatsen. Markörer med svart kant är placerade vid sidan av fyndplatsen har ett svart streck som visar fyndplatsens exakta position. Kartans mittpunktskoordinat är N 6236035, E 555946 i SWEREF 99 TM.</w:t>
+        <w:t>Figur 1. Fyndplatser för naturvårdsarter i och inom 17 meter från avverkningsanmälan. Markörer utan svart kant är placerade på fyndplatsen. Markörer med svart kant är placerade vid sidan av fyndplatsen och har ett svart streck som visar fyndplatsens exakta position. Kartans mittpunktskoordinat är N 6236035, E 555946 i SWEREF 99 TM.</w:t>
       </w:r>
     </w:p>
     <w:p>
@@ -320,7 +320,7 @@
     <w:r>
       <w:tab/>
       <w:tab/>
-      <w:t>2026-08-14</w:t>
+      <w:t>2026-08-15</w:t>
       <w:br/>
       <w:br/>
     </w:r>

--- a/tillsyn/A 16312-2026 tillsynsbegäran.docx
+++ b/tillsyn/A 16312-2026 tillsynsbegäran.docx
@@ -320,7 +320,7 @@
     <w:r>
       <w:tab/>
       <w:tab/>
-      <w:t>2026-08-15</w:t>
+      <w:t>2026-08-16</w:t>
       <w:br/>
       <w:br/>
     </w:r>

--- a/tillsyn/A 16312-2026 tillsynsbegäran.docx
+++ b/tillsyn/A 16312-2026 tillsynsbegäran.docx
@@ -320,7 +320,7 @@
     <w:r>
       <w:tab/>
       <w:tab/>
-      <w:t>2026-08-16</w:t>
+      <w:t>2026-08-17</w:t>
       <w:br/>
       <w:br/>
     </w:r>

--- a/tillsyn/A 16312-2026 tillsynsbegäran.docx
+++ b/tillsyn/A 16312-2026 tillsynsbegäran.docx
@@ -320,7 +320,7 @@
     <w:r>
       <w:tab/>
       <w:tab/>
-      <w:t>2026-08-17</w:t>
+      <w:t>2026-08-18</w:t>
       <w:br/>
       <w:br/>
     </w:r>

--- a/tillsyn/A 16312-2026 tillsynsbegäran.docx
+++ b/tillsyn/A 16312-2026 tillsynsbegäran.docx
@@ -320,7 +320,7 @@
     <w:r>
       <w:tab/>
       <w:tab/>
-      <w:t>2026-08-18</w:t>
+      <w:t>2026-08-19</w:t>
       <w:br/>
       <w:br/>
     </w:r>

--- a/tillsyn/A 16312-2026 tillsynsbegäran.docx
+++ b/tillsyn/A 16312-2026 tillsynsbegäran.docx
@@ -320,7 +320,7 @@
     <w:r>
       <w:tab/>
       <w:tab/>
-      <w:t>2026-08-19</w:t>
+      <w:t>2026-08-20</w:t>
       <w:br/>
       <w:br/>
     </w:r>

--- a/tillsyn/A 16312-2026 tillsynsbegäran.docx
+++ b/tillsyn/A 16312-2026 tillsynsbegäran.docx
@@ -320,7 +320,7 @@
     <w:r>
       <w:tab/>
       <w:tab/>
-      <w:t>2026-08-20</w:t>
+      <w:t>2026-08-21</w:t>
       <w:br/>
       <w:br/>
     </w:r>

--- a/tillsyn/A 16312-2026 tillsynsbegäran.docx
+++ b/tillsyn/A 16312-2026 tillsynsbegäran.docx
@@ -320,7 +320,7 @@
     <w:r>
       <w:tab/>
       <w:tab/>
-      <w:t>2026-08-21</w:t>
+      <w:t>2026-08-22</w:t>
       <w:br/>
       <w:br/>
     </w:r>

--- a/tillsyn/A 16312-2026 tillsynsbegäran.docx
+++ b/tillsyn/A 16312-2026 tillsynsbegäran.docx
@@ -320,7 +320,7 @@
     <w:r>
       <w:tab/>
       <w:tab/>
-      <w:t>2026-08-22</w:t>
+      <w:t>2026-08-23</w:t>
       <w:br/>
       <w:br/>
     </w:r>

--- a/tillsyn/A 16312-2026 tillsynsbegäran.docx
+++ b/tillsyn/A 16312-2026 tillsynsbegäran.docx
@@ -320,7 +320,7 @@
     <w:r>
       <w:tab/>
       <w:tab/>
-      <w:t>2026-08-23</w:t>
+      <w:t>2026-08-24</w:t>
       <w:br/>
       <w:br/>
     </w:r>

--- a/tillsyn/A 16312-2026 tillsynsbegäran.docx
+++ b/tillsyn/A 16312-2026 tillsynsbegäran.docx
@@ -320,7 +320,7 @@
     <w:r>
       <w:tab/>
       <w:tab/>
-      <w:t>2026-08-24</w:t>
+      <w:t>2026-08-25</w:t>
       <w:br/>
       <w:br/>
     </w:r>

--- a/tillsyn/A 16312-2026 tillsynsbegäran.docx
+++ b/tillsyn/A 16312-2026 tillsynsbegäran.docx
@@ -320,7 +320,7 @@
     <w:r>
       <w:tab/>
       <w:tab/>
-      <w:t>2026-08-25</w:t>
+      <w:t>2026-08-26</w:t>
       <w:br/>
       <w:br/>
     </w:r>

--- a/tillsyn/A 16312-2026 tillsynsbegäran.docx
+++ b/tillsyn/A 16312-2026 tillsynsbegäran.docx
@@ -320,7 +320,7 @@
     <w:r>
       <w:tab/>
       <w:tab/>
-      <w:t>2026-08-26</w:t>
+      <w:t>2026-08-27</w:t>
       <w:br/>
       <w:br/>
     </w:r>

--- a/tillsyn/A 16312-2026 tillsynsbegäran.docx
+++ b/tillsyn/A 16312-2026 tillsynsbegäran.docx
@@ -320,7 +320,7 @@
     <w:r>
       <w:tab/>
       <w:tab/>
-      <w:t>2026-08-27</w:t>
+      <w:t>2026-08-28</w:t>
       <w:br/>
       <w:br/>
     </w:r>

--- a/tillsyn/A 16312-2026 tillsynsbegäran.docx
+++ b/tillsyn/A 16312-2026 tillsynsbegäran.docx
@@ -320,7 +320,7 @@
     <w:r>
       <w:tab/>
       <w:tab/>
-      <w:t>2026-08-28</w:t>
+      <w:t>2026-08-29</w:t>
       <w:br/>
       <w:br/>
     </w:r>

--- a/tillsyn/A 16312-2026 tillsynsbegäran.docx
+++ b/tillsyn/A 16312-2026 tillsynsbegäran.docx
@@ -320,7 +320,7 @@
     <w:r>
       <w:tab/>
       <w:tab/>
-      <w:t>2026-08-29</w:t>
+      <w:t>2026-08-31</w:t>
       <w:br/>
       <w:br/>
     </w:r>

--- a/tillsyn/A 16312-2026 tillsynsbegäran.docx
+++ b/tillsyn/A 16312-2026 tillsynsbegäran.docx
@@ -320,7 +320,7 @@
     <w:r>
       <w:tab/>
       <w:tab/>
-      <w:t>2026-08-31</w:t>
+      <w:t>2026-09-01</w:t>
       <w:br/>
       <w:br/>
     </w:r>

--- a/tillsyn/A 16312-2026 tillsynsbegäran.docx
+++ b/tillsyn/A 16312-2026 tillsynsbegäran.docx
@@ -320,7 +320,7 @@
     <w:r>
       <w:tab/>
       <w:tab/>
-      <w:t>2026-09-01</w:t>
+      <w:t>2026-09-02</w:t>
       <w:br/>
       <w:br/>
     </w:r>

--- a/tillsyn/A 16312-2026 tillsynsbegäran.docx
+++ b/tillsyn/A 16312-2026 tillsynsbegäran.docx
@@ -320,7 +320,7 @@
     <w:r>
       <w:tab/>
       <w:tab/>
-      <w:t>2026-09-02</w:t>
+      <w:t>2026-09-03</w:t>
       <w:br/>
       <w:br/>
     </w:r>

--- a/tillsyn/A 16312-2026 tillsynsbegäran.docx
+++ b/tillsyn/A 16312-2026 tillsynsbegäran.docx
@@ -320,7 +320,7 @@
     <w:r>
       <w:tab/>
       <w:tab/>
-      <w:t>2026-09-03</w:t>
+      <w:t>2026-09-04</w:t>
       <w:br/>
       <w:br/>
     </w:r>

--- a/tillsyn/A 16312-2026 tillsynsbegäran.docx
+++ b/tillsyn/A 16312-2026 tillsynsbegäran.docx
@@ -320,7 +320,7 @@
     <w:r>
       <w:tab/>
       <w:tab/>
-      <w:t>2026-09-04</w:t>
+      <w:t>2026-09-05</w:t>
       <w:br/>
       <w:br/>
     </w:r>
